--- a/functions/shokujii-pdf/template/namesSheet.docx
+++ b/functions/shokujii-pdf/template/namesSheet.docx
@@ -4,7 +4,7 @@
   <w:body>
     <w:tbl>
       <w:tblPr>
-        <w:tblStyle w:val="TableGrid"/>
+        <w:tblStyle w:val="aa"/>
         <w:tblW w:w="10952" w:type="dxa"/>
         <w:tblBorders>
           <w:top w:val="dashSmallGap" w:sz="4" w:space="0" w:color="EBEBEB"/>
@@ -36,23 +36,25 @@
           </w:tcPr>
           <w:p>
             <w:pPr>
-              <w:jc w:val="left"/>
-              <w:rPr>
-                <w:rFonts w:asciiTheme="majorEastAsia" w:eastAsiaTheme="majorEastAsia" w:hAnsiTheme="majorEastAsia" w:hint="eastAsia"/>
+              <w:spacing w:line="200" w:lineRule="atLeast"/>
+              <w:jc w:val="center"/>
+              <w:rPr>
+                <w:rFonts w:ascii="ヒラギノ丸ゴ Pro W4" w:eastAsia="ヒラギノ丸ゴ Pro W4" w:hAnsi="ヒラギノ丸ゴ Pro W4"/>
                 <w:sz w:val="16"/>
                 <w:szCs w:val="16"/>
               </w:rPr>
             </w:pPr>
             <w:r>
               <w:rPr>
-                <w:rFonts w:asciiTheme="majorEastAsia" w:eastAsiaTheme="majorEastAsia" w:hAnsiTheme="majorEastAsia"/>
+                <w:rFonts w:ascii="ヒラギノ丸ゴ Pro W4" w:eastAsia="ヒラギノ丸ゴ Pro W4" w:hAnsi="ヒラギノ丸ゴ Pro W4"/>
+                <w:noProof/>
                 <w:sz w:val="16"/>
                 <w:szCs w:val="16"/>
               </w:rPr>
               <mc:AlternateContent>
                 <mc:Choice Requires="wps">
                   <w:drawing>
-                    <wp:anchor distT="0" distB="0" distL="114300" distR="114300" simplePos="0" relativeHeight="251658240" behindDoc="0" locked="0" layoutInCell="1" allowOverlap="1" wp14:anchorId="2250C819" wp14:editId="36B8A92D">
+                    <wp:anchor distT="0" distB="0" distL="114300" distR="114300" simplePos="0" relativeHeight="251658240" behindDoc="0" locked="0" layoutInCell="1" allowOverlap="1" wp14:anchorId="2250C819" wp14:editId="5220AC5C">
                       <wp:simplePos x="0" y="0"/>
                       <wp:positionH relativeFrom="column">
                         <wp:posOffset>-25400</wp:posOffset>
@@ -223,7 +225,7 @@
                 </mc:Choice>
                 <mc:Fallback>
                   <w:pict>
-                    <v:shape w14:anchorId="7498954F" id="フリーフォーム 19" o:spid="_x0000_s1026" style="position:absolute;margin-left:-2pt;margin-top:.95pt;width:31.2pt;height:31.2pt;z-index:251658240;visibility:visible;mso-wrap-style:square;mso-width-percent:0;mso-height-percent:0;mso-wrap-distance-left:9pt;mso-wrap-distance-top:0;mso-wrap-distance-right:9pt;mso-wrap-distance-bottom:0;mso-position-horizontal:absolute;mso-position-horizontal-relative:text;mso-position-vertical:absolute;mso-position-vertical-relative:text;mso-width-percent:0;mso-height-percent:0;mso-width-relative:margin;mso-height-relative:margin;v-text-anchor:middle" coordsize="2088000,2088000" o:gfxdata="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" path="m,l2088000,r,2088000l,2088000,,xm1054010,144000v-497056,,-900000,402944,-900000,900000c154010,1541056,556954,1944000,1054010,1944000v497056,,900000,-402944,900000,-900000c1954010,546944,1551066,144000,1054010,144000xe" fillcolor="white [3212]" stroked="f" strokeweight="1pt">
+                    <v:shape w14:anchorId="0A910549" id="フリーフォーム 19" o:spid="_x0000_s1026" style="position:absolute;margin-left:-2pt;margin-top:.95pt;width:31.2pt;height:31.2pt;z-index:251658240;visibility:visible;mso-wrap-style:square;mso-width-percent:0;mso-height-percent:0;mso-wrap-distance-left:9pt;mso-wrap-distance-top:0;mso-wrap-distance-right:9pt;mso-wrap-distance-bottom:0;mso-position-horizontal:absolute;mso-position-horizontal-relative:text;mso-position-vertical:absolute;mso-position-vertical-relative:text;mso-width-percent:0;mso-height-percent:0;mso-width-relative:margin;mso-height-relative:margin;v-text-anchor:middle" coordsize="2088000,2088000" o:gfxdata="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" path="m,l2088000,r,2088000l,2088000,,xm1054010,144000v-497056,,-900000,402944,-900000,900000c154010,1541056,556954,1944000,1054010,1944000v497056,,900000,-402944,900000,-900000c1954010,546944,1551066,144000,1054010,144000xe" fillcolor="white [3212]" stroked="f" strokeweight="1pt">
                       <v:stroke joinstyle="miter"/>
                       <v:path arrowok="t" o:connecttype="custom" o:connectlocs="0,0;396000,0;396000,396000;0,396000;0,0;199898,27310;29209,198000;199898,368690;370588,198000;199898,27310" o:connectangles="0,0,0,0,0,0,0,0,0,0"/>
                     </v:shape>
@@ -233,15 +235,15 @@
             </w:r>
             <w:r>
               <w:rPr>
-                <w:rFonts w:asciiTheme="majorEastAsia" w:eastAsiaTheme="majorEastAsia" w:hAnsiTheme="majorEastAsia"/>
+                <w:rFonts w:ascii="ヒラギノ丸ゴ Pro W4" w:eastAsia="ヒラギノ丸ゴ Pro W4" w:hAnsi="ヒラギノ丸ゴ Pro W4"/>
                 <w:noProof/>
                 <w:sz w:val="16"/>
                 <w:szCs w:val="16"/>
               </w:rPr>
               <w:drawing>
-                <wp:inline distT="0" distB="0" distL="0" distR="0" wp14:anchorId="6E5667D1" wp14:editId="29B1B7E4">
-                  <wp:extent cx="352425" cy="352425"/>
-                  <wp:effectExtent l="0" t="0" r="3175" b="3175"/>
+                <wp:inline distT="0" distB="0" distL="0" distR="0" wp14:anchorId="6E5667D1" wp14:editId="2990021A">
+                  <wp:extent cx="318272" cy="318272"/>
+                  <wp:effectExtent l="0" t="0" r="0" b="0"/>
                   <wp:docPr id="1551170367" name="Picture 25360971" descr="{&#10; &quot;location-path&quot;:&quot;d.photo1&quot;,&#10; &quot;image-props&quot;:{}&#10; }">
                     <a:extLst xmlns:a="http://schemas.openxmlformats.org/drawingml/2006/main">
                       <a:ext uri="{C183D7F6-B498-43B3-948B-1728B52AA6E4}">
@@ -266,7 +268,7 @@
                           <pic:cNvPicPr/>
                         </pic:nvPicPr>
                         <pic:blipFill>
-                          <a:blip r:embed="rId6" cstate="print">
+                          <a:blip r:embed="rId5" cstate="print">
                             <a:extLst>
                               <a:ext uri="{28A0092B-C50C-407E-A947-70E740481C1C}">
                                 <a14:useLocalDpi xmlns:a14="http://schemas.microsoft.com/office/drawing/2010/main" val="0"/>
@@ -280,7 +282,7 @@
                         <pic:spPr>
                           <a:xfrm>
                             <a:off x="0" y="0"/>
-                            <a:ext cx="352425" cy="352425"/>
+                            <a:ext cx="318761" cy="318761"/>
                           </a:xfrm>
                           <a:prstGeom prst="rect">
                             <a:avLst/>
@@ -292,66 +294,78 @@
                 </wp:inline>
               </w:drawing>
             </w:r>
-            <w:r>
-              <w:rPr>
-                <w:rFonts w:asciiTheme="majorEastAsia" w:eastAsiaTheme="majorEastAsia" w:hAnsiTheme="majorEastAsia"/>
-                <w:sz w:val="16"/>
-                <w:szCs w:val="16"/>
-              </w:rPr>
-              <w:t xml:space="preserve"> </w:t>
-            </w:r>
-            <w:r>
-              <w:rPr>
-                <w:rFonts w:asciiTheme="majorEastAsia" w:eastAsiaTheme="majorEastAsia" w:hAnsiTheme="majorEastAsia"/>
-                <w:sz w:val="16"/>
-                <w:szCs w:val="16"/>
-              </w:rPr>
-              <w:t>{{d.name1}}</w:t>
-            </w:r>
           </w:p>
           <w:p>
             <w:pPr>
+              <w:spacing w:line="200" w:lineRule="atLeast"/>
               <w:jc w:val="center"/>
               <w:rPr>
-                <w:rFonts w:asciiTheme="majorEastAsia" w:eastAsiaTheme="majorEastAsia" w:hAnsiTheme="majorEastAsia" w:hint="eastAsia"/>
-                <w:sz w:val="16"/>
-                <w:szCs w:val="16"/>
+                <w:rFonts w:ascii="ヒラギノ丸ゴ Pro W4" w:eastAsia="ヒラギノ丸ゴ Pro W4" w:hAnsi="ヒラギノ丸ゴ Pro W4"/>
+                <w:sz w:val="18"/>
+                <w:szCs w:val="18"/>
               </w:rPr>
             </w:pPr>
             <w:r>
               <w:rPr>
-                <w:rFonts w:asciiTheme="majorEastAsia" w:eastAsiaTheme="majorEastAsia" w:hAnsiTheme="majorEastAsia"/>
-                <w:sz w:val="16"/>
-                <w:szCs w:val="16"/>
-              </w:rPr>
-              <w:t>{{d.</w:t>
-            </w:r>
-            <w:r>
-              <w:rPr>
-                <w:rFonts w:asciiTheme="majorEastAsia" w:eastAsiaTheme="majorEastAsia" w:hAnsiTheme="majorEastAsia" w:cs="Yu Mincho Regular"/>
-                <w:sz w:val="16"/>
-                <w:szCs w:val="16"/>
-              </w:rPr>
-              <w:t>menu1</w:t>
-            </w:r>
-            <w:r>
-              <w:rPr>
-                <w:rFonts w:asciiTheme="majorEastAsia" w:eastAsiaTheme="majorEastAsia" w:hAnsiTheme="majorEastAsia"/>
-                <w:sz w:val="16"/>
-                <w:szCs w:val="16"/>
-              </w:rPr>
-              <w:t>}}</w:t>
+                <w:rFonts w:ascii="ヒラギノ丸ゴ Pro W4" w:eastAsia="ヒラギノ丸ゴ Pro W4" w:hAnsi="ヒラギノ丸ゴ Pro W4"/>
+                <w:sz w:val="18"/>
+                <w:szCs w:val="18"/>
+              </w:rPr>
+              <w:t>{{d.name1}}</w:t>
             </w:r>
           </w:p>
           <w:p>
             <w:pPr>
+              <w:spacing w:line="200" w:lineRule="atLeast"/>
               <w:jc w:val="center"/>
               <w:rPr>
-                <w:rFonts w:asciiTheme="majorEastAsia" w:eastAsiaTheme="majorEastAsia" w:hAnsiTheme="majorEastAsia" w:hint="eastAsia"/>
+                <w:rFonts w:ascii="ヒラギノ丸ゴ Pro W4" w:eastAsia="ヒラギノ丸ゴ Pro W4" w:hAnsi="ヒラギノ丸ゴ Pro W4"/>
                 <w:sz w:val="16"/>
                 <w:szCs w:val="16"/>
               </w:rPr>
             </w:pPr>
+            <w:r>
+              <w:rPr>
+                <w:rFonts w:ascii="ヒラギノ丸ゴ Pro W4" w:eastAsia="ヒラギノ丸ゴ Pro W4" w:hAnsi="ヒラギノ丸ゴ Pro W4"/>
+                <w:sz w:val="16"/>
+                <w:szCs w:val="16"/>
+              </w:rPr>
+              <w:t>{{</w:t>
+            </w:r>
+            <w:proofErr w:type="gramStart"/>
+            <w:r>
+              <w:rPr>
+                <w:rFonts w:ascii="ヒラギノ丸ゴ Pro W4" w:eastAsia="ヒラギノ丸ゴ Pro W4" w:hAnsi="ヒラギノ丸ゴ Pro W4"/>
+                <w:sz w:val="16"/>
+                <w:szCs w:val="16"/>
+              </w:rPr>
+              <w:t>d.</w:t>
+            </w:r>
+            <w:r>
+              <w:rPr>
+                <w:rFonts w:ascii="ヒラギノ丸ゴ Pro W4" w:eastAsia="ヒラギノ丸ゴ Pro W4" w:hAnsi="ヒラギノ丸ゴ Pro W4" w:cs="Yu Mincho Regular"/>
+                <w:sz w:val="16"/>
+                <w:szCs w:val="16"/>
+              </w:rPr>
+              <w:t>menu</w:t>
+            </w:r>
+            <w:proofErr w:type="gramEnd"/>
+            <w:r>
+              <w:rPr>
+                <w:rFonts w:ascii="ヒラギノ丸ゴ Pro W4" w:eastAsia="ヒラギノ丸ゴ Pro W4" w:hAnsi="ヒラギノ丸ゴ Pro W4" w:cs="Yu Mincho Regular"/>
+                <w:sz w:val="16"/>
+                <w:szCs w:val="16"/>
+              </w:rPr>
+              <w:t>1</w:t>
+            </w:r>
+            <w:r>
+              <w:rPr>
+                <w:rFonts w:ascii="ヒラギノ丸ゴ Pro W4" w:eastAsia="ヒラギノ丸ゴ Pro W4" w:hAnsi="ヒラギノ丸ゴ Pro W4"/>
+                <w:sz w:val="16"/>
+                <w:szCs w:val="16"/>
+              </w:rPr>
+              <w:t>}}</w:t>
+            </w:r>
           </w:p>
         </w:tc>
         <w:tc>
@@ -362,16 +376,18 @@
           </w:tcPr>
           <w:p>
             <w:pPr>
-              <w:jc w:val="left"/>
-              <w:rPr>
-                <w:rFonts w:asciiTheme="majorEastAsia" w:eastAsiaTheme="majorEastAsia" w:hAnsiTheme="majorEastAsia" w:hint="eastAsia"/>
+              <w:spacing w:line="200" w:lineRule="atLeast"/>
+              <w:jc w:val="center"/>
+              <w:rPr>
+                <w:rFonts w:ascii="ヒラギノ丸ゴ Pro W4" w:eastAsia="ヒラギノ丸ゴ Pro W4" w:hAnsi="ヒラギノ丸ゴ Pro W4"/>
                 <w:sz w:val="16"/>
                 <w:szCs w:val="16"/>
               </w:rPr>
             </w:pPr>
             <w:r>
               <w:rPr>
-                <w:rFonts w:asciiTheme="majorEastAsia" w:eastAsiaTheme="majorEastAsia" w:hAnsiTheme="majorEastAsia"/>
+                <w:rFonts w:ascii="ヒラギノ丸ゴ Pro W4" w:eastAsia="ヒラギノ丸ゴ Pro W4" w:hAnsi="ヒラギノ丸ゴ Pro W4"/>
+                <w:noProof/>
                 <w:sz w:val="16"/>
                 <w:szCs w:val="16"/>
               </w:rPr>
@@ -553,15 +569,15 @@
             </w:r>
             <w:r>
               <w:rPr>
-                <w:rFonts w:asciiTheme="majorEastAsia" w:eastAsiaTheme="majorEastAsia" w:hAnsiTheme="majorEastAsia"/>
+                <w:rFonts w:ascii="ヒラギノ丸ゴ Pro W4" w:eastAsia="ヒラギノ丸ゴ Pro W4" w:hAnsi="ヒラギノ丸ゴ Pro W4"/>
                 <w:noProof/>
                 <w:sz w:val="16"/>
                 <w:szCs w:val="16"/>
               </w:rPr>
               <w:drawing>
-                <wp:inline distT="0" distB="0" distL="0" distR="0" wp14:anchorId="55DBE72B" wp14:editId="0746D1A2">
-                  <wp:extent cx="352425" cy="352425"/>
-                  <wp:effectExtent l="0" t="0" r="3175" b="3175"/>
+                <wp:inline distT="0" distB="0" distL="0" distR="0" wp14:anchorId="55DBE72B" wp14:editId="717D609F">
+                  <wp:extent cx="333291" cy="333291"/>
+                  <wp:effectExtent l="0" t="0" r="0" b="0"/>
                   <wp:docPr id="755588037" name="Picture 1150149923" descr="{&#10; &quot;location-path&quot;:&quot;d.photo2&quot;,&#10; &quot;image-props&quot;:{}&#10; }"/>
                   <wp:cNvGraphicFramePr>
                     <a:graphicFrameLocks xmlns:a="http://schemas.openxmlformats.org/drawingml/2006/main" noChangeAspect="1"/>
@@ -588,7 +604,7 @@
                         <pic:spPr>
                           <a:xfrm>
                             <a:off x="0" y="0"/>
-                            <a:ext cx="352425" cy="352425"/>
+                            <a:ext cx="336734" cy="336734"/>
                           </a:xfrm>
                           <a:prstGeom prst="rect">
                             <a:avLst/>
@@ -600,66 +616,78 @@
                 </wp:inline>
               </w:drawing>
             </w:r>
-            <w:r>
-              <w:rPr>
-                <w:rFonts w:asciiTheme="majorEastAsia" w:eastAsiaTheme="majorEastAsia" w:hAnsiTheme="majorEastAsia"/>
-                <w:sz w:val="16"/>
-                <w:szCs w:val="16"/>
-              </w:rPr>
-              <w:t xml:space="preserve"> </w:t>
-            </w:r>
-            <w:r>
-              <w:rPr>
-                <w:rFonts w:asciiTheme="majorEastAsia" w:eastAsiaTheme="majorEastAsia" w:hAnsiTheme="majorEastAsia"/>
-                <w:sz w:val="16"/>
-                <w:szCs w:val="16"/>
-              </w:rPr>
-              <w:t>{{d.name2}}</w:t>
-            </w:r>
           </w:p>
           <w:p>
             <w:pPr>
+              <w:spacing w:line="200" w:lineRule="atLeast"/>
               <w:jc w:val="center"/>
               <w:rPr>
-                <w:rFonts w:asciiTheme="majorEastAsia" w:eastAsiaTheme="majorEastAsia" w:hAnsiTheme="majorEastAsia" w:hint="eastAsia"/>
-                <w:sz w:val="16"/>
-                <w:szCs w:val="16"/>
+                <w:rFonts w:ascii="ヒラギノ丸ゴ Pro W4" w:eastAsia="ヒラギノ丸ゴ Pro W4" w:hAnsi="ヒラギノ丸ゴ Pro W4"/>
+                <w:sz w:val="18"/>
+                <w:szCs w:val="18"/>
               </w:rPr>
             </w:pPr>
             <w:r>
               <w:rPr>
-                <w:rFonts w:asciiTheme="majorEastAsia" w:eastAsiaTheme="majorEastAsia" w:hAnsiTheme="majorEastAsia"/>
-                <w:sz w:val="16"/>
-                <w:szCs w:val="16"/>
-              </w:rPr>
-              <w:t>{{d.</w:t>
-            </w:r>
-            <w:r>
-              <w:rPr>
-                <w:rFonts w:asciiTheme="majorEastAsia" w:eastAsiaTheme="majorEastAsia" w:hAnsiTheme="majorEastAsia" w:cs="Yu Mincho Regular"/>
-                <w:sz w:val="16"/>
-                <w:szCs w:val="16"/>
-              </w:rPr>
-              <w:t>menu2</w:t>
-            </w:r>
-            <w:r>
-              <w:rPr>
-                <w:rFonts w:asciiTheme="majorEastAsia" w:eastAsiaTheme="majorEastAsia" w:hAnsiTheme="majorEastAsia"/>
-                <w:sz w:val="16"/>
-                <w:szCs w:val="16"/>
-              </w:rPr>
-              <w:t>}}</w:t>
+                <w:rFonts w:ascii="ヒラギノ丸ゴ Pro W4" w:eastAsia="ヒラギノ丸ゴ Pro W4" w:hAnsi="ヒラギノ丸ゴ Pro W4"/>
+                <w:sz w:val="18"/>
+                <w:szCs w:val="18"/>
+              </w:rPr>
+              <w:t>{{d.name2}}</w:t>
             </w:r>
           </w:p>
           <w:p>
             <w:pPr>
+              <w:spacing w:line="200" w:lineRule="atLeast"/>
               <w:jc w:val="center"/>
               <w:rPr>
-                <w:rFonts w:asciiTheme="majorEastAsia" w:eastAsiaTheme="majorEastAsia" w:hAnsiTheme="majorEastAsia" w:hint="eastAsia"/>
+                <w:rFonts w:ascii="ヒラギノ丸ゴ Pro W4" w:eastAsia="ヒラギノ丸ゴ Pro W4" w:hAnsi="ヒラギノ丸ゴ Pro W4"/>
                 <w:sz w:val="16"/>
                 <w:szCs w:val="16"/>
               </w:rPr>
             </w:pPr>
+            <w:r>
+              <w:rPr>
+                <w:rFonts w:ascii="ヒラギノ丸ゴ Pro W4" w:eastAsia="ヒラギノ丸ゴ Pro W4" w:hAnsi="ヒラギノ丸ゴ Pro W4"/>
+                <w:sz w:val="16"/>
+                <w:szCs w:val="16"/>
+              </w:rPr>
+              <w:t>{{</w:t>
+            </w:r>
+            <w:proofErr w:type="gramStart"/>
+            <w:r>
+              <w:rPr>
+                <w:rFonts w:ascii="ヒラギノ丸ゴ Pro W4" w:eastAsia="ヒラギノ丸ゴ Pro W4" w:hAnsi="ヒラギノ丸ゴ Pro W4"/>
+                <w:sz w:val="16"/>
+                <w:szCs w:val="16"/>
+              </w:rPr>
+              <w:t>d.</w:t>
+            </w:r>
+            <w:r>
+              <w:rPr>
+                <w:rFonts w:ascii="ヒラギノ丸ゴ Pro W4" w:eastAsia="ヒラギノ丸ゴ Pro W4" w:hAnsi="ヒラギノ丸ゴ Pro W4" w:cs="Yu Mincho Regular"/>
+                <w:sz w:val="16"/>
+                <w:szCs w:val="16"/>
+              </w:rPr>
+              <w:t>menu</w:t>
+            </w:r>
+            <w:proofErr w:type="gramEnd"/>
+            <w:r>
+              <w:rPr>
+                <w:rFonts w:ascii="ヒラギノ丸ゴ Pro W4" w:eastAsia="ヒラギノ丸ゴ Pro W4" w:hAnsi="ヒラギノ丸ゴ Pro W4" w:cs="Yu Mincho Regular"/>
+                <w:sz w:val="16"/>
+                <w:szCs w:val="16"/>
+              </w:rPr>
+              <w:t>2</w:t>
+            </w:r>
+            <w:r>
+              <w:rPr>
+                <w:rFonts w:ascii="ヒラギノ丸ゴ Pro W4" w:eastAsia="ヒラギノ丸ゴ Pro W4" w:hAnsi="ヒラギノ丸ゴ Pro W4"/>
+                <w:sz w:val="16"/>
+                <w:szCs w:val="16"/>
+              </w:rPr>
+              <w:t>}}</w:t>
+            </w:r>
           </w:p>
         </w:tc>
         <w:tc>
@@ -670,16 +698,18 @@
           </w:tcPr>
           <w:p>
             <w:pPr>
-              <w:jc w:val="left"/>
-              <w:rPr>
-                <w:rFonts w:asciiTheme="majorEastAsia" w:eastAsiaTheme="majorEastAsia" w:hAnsiTheme="majorEastAsia" w:hint="eastAsia"/>
+              <w:spacing w:line="200" w:lineRule="atLeast"/>
+              <w:jc w:val="center"/>
+              <w:rPr>
+                <w:rFonts w:ascii="ヒラギノ丸ゴ Pro W4" w:eastAsia="ヒラギノ丸ゴ Pro W4" w:hAnsi="ヒラギノ丸ゴ Pro W4"/>
                 <w:sz w:val="16"/>
                 <w:szCs w:val="16"/>
               </w:rPr>
             </w:pPr>
             <w:r>
               <w:rPr>
-                <w:rFonts w:asciiTheme="majorEastAsia" w:eastAsiaTheme="majorEastAsia" w:hAnsiTheme="majorEastAsia"/>
+                <w:rFonts w:ascii="ヒラギノ丸ゴ Pro W4" w:eastAsia="ヒラギノ丸ゴ Pro W4" w:hAnsi="ヒラギノ丸ゴ Pro W4"/>
+                <w:noProof/>
                 <w:sz w:val="16"/>
                 <w:szCs w:val="16"/>
               </w:rPr>
@@ -861,14 +891,14 @@
             </w:r>
             <w:r>
               <w:rPr>
-                <w:rFonts w:asciiTheme="majorEastAsia" w:eastAsiaTheme="majorEastAsia" w:hAnsiTheme="majorEastAsia"/>
+                <w:rFonts w:ascii="ヒラギノ丸ゴ Pro W4" w:eastAsia="ヒラギノ丸ゴ Pro W4" w:hAnsi="ヒラギノ丸ゴ Pro W4"/>
                 <w:noProof/>
                 <w:sz w:val="16"/>
                 <w:szCs w:val="16"/>
               </w:rPr>
               <w:drawing>
-                <wp:inline distT="0" distB="0" distL="0" distR="0" wp14:anchorId="6B8A121F" wp14:editId="7137DDD9">
-                  <wp:extent cx="352425" cy="352425"/>
+                <wp:inline distT="0" distB="0" distL="0" distR="0" wp14:anchorId="6B8A121F" wp14:editId="17C75907">
+                  <wp:extent cx="333291" cy="333291"/>
                   <wp:effectExtent l="0" t="0" r="0" b="0"/>
                   <wp:docPr id="1414394539" name="Picture 25360971" descr="{&#10; &quot;location-path&quot;:&quot;d.photo3&quot;,&#10; &quot;image-props&quot;:{}&#10; }">
                     <a:extLst xmlns:a="http://schemas.openxmlformats.org/drawingml/2006/main">
@@ -894,7 +924,7 @@
                           <pic:cNvPicPr/>
                         </pic:nvPicPr>
                         <pic:blipFill>
-                          <a:blip r:embed="rId6" cstate="print">
+                          <a:blip r:embed="rId7" cstate="print">
                             <a:extLst>
                               <a:ext uri="{28A0092B-C50C-407E-A947-70E740481C1C}">
                                 <a14:useLocalDpi xmlns:a14="http://schemas.microsoft.com/office/drawing/2010/main" val="0"/>
@@ -908,7 +938,7 @@
                         <pic:spPr>
                           <a:xfrm>
                             <a:off x="0" y="0"/>
-                            <a:ext cx="352425" cy="352425"/>
+                            <a:ext cx="341209" cy="341209"/>
                           </a:xfrm>
                           <a:prstGeom prst="rect">
                             <a:avLst/>
@@ -920,66 +950,78 @@
                 </wp:inline>
               </w:drawing>
             </w:r>
-            <w:r>
-              <w:rPr>
-                <w:rFonts w:asciiTheme="majorEastAsia" w:eastAsiaTheme="majorEastAsia" w:hAnsiTheme="majorEastAsia"/>
-                <w:sz w:val="16"/>
-                <w:szCs w:val="16"/>
-              </w:rPr>
-              <w:t xml:space="preserve"> </w:t>
-            </w:r>
-            <w:r>
-              <w:rPr>
-                <w:rFonts w:asciiTheme="majorEastAsia" w:eastAsiaTheme="majorEastAsia" w:hAnsiTheme="majorEastAsia"/>
-                <w:sz w:val="16"/>
-                <w:szCs w:val="16"/>
-              </w:rPr>
-              <w:t>{{d.name3}}</w:t>
-            </w:r>
           </w:p>
           <w:p>
             <w:pPr>
+              <w:spacing w:line="200" w:lineRule="atLeast"/>
               <w:jc w:val="center"/>
               <w:rPr>
-                <w:rFonts w:asciiTheme="majorEastAsia" w:eastAsiaTheme="majorEastAsia" w:hAnsiTheme="majorEastAsia" w:hint="eastAsia"/>
-                <w:sz w:val="16"/>
-                <w:szCs w:val="16"/>
+                <w:rFonts w:ascii="ヒラギノ丸ゴ Pro W4" w:eastAsia="ヒラギノ丸ゴ Pro W4" w:hAnsi="ヒラギノ丸ゴ Pro W4"/>
+                <w:sz w:val="18"/>
+                <w:szCs w:val="18"/>
               </w:rPr>
             </w:pPr>
             <w:r>
               <w:rPr>
-                <w:rFonts w:asciiTheme="majorEastAsia" w:eastAsiaTheme="majorEastAsia" w:hAnsiTheme="majorEastAsia"/>
-                <w:sz w:val="16"/>
-                <w:szCs w:val="16"/>
-              </w:rPr>
-              <w:t>{{d.</w:t>
-            </w:r>
-            <w:r>
-              <w:rPr>
-                <w:rFonts w:asciiTheme="majorEastAsia" w:eastAsiaTheme="majorEastAsia" w:hAnsiTheme="majorEastAsia" w:cs="Yu Mincho Regular"/>
-                <w:sz w:val="16"/>
-                <w:szCs w:val="16"/>
-              </w:rPr>
-              <w:t>menu3</w:t>
-            </w:r>
-            <w:r>
-              <w:rPr>
-                <w:rFonts w:asciiTheme="majorEastAsia" w:eastAsiaTheme="majorEastAsia" w:hAnsiTheme="majorEastAsia"/>
-                <w:sz w:val="16"/>
-                <w:szCs w:val="16"/>
-              </w:rPr>
-              <w:t>}}</w:t>
+                <w:rFonts w:ascii="ヒラギノ丸ゴ Pro W4" w:eastAsia="ヒラギノ丸ゴ Pro W4" w:hAnsi="ヒラギノ丸ゴ Pro W4"/>
+                <w:sz w:val="18"/>
+                <w:szCs w:val="18"/>
+              </w:rPr>
+              <w:t>{{d.name3}}</w:t>
             </w:r>
           </w:p>
           <w:p>
             <w:pPr>
+              <w:spacing w:line="200" w:lineRule="atLeast"/>
               <w:jc w:val="center"/>
               <w:rPr>
-                <w:rFonts w:asciiTheme="majorEastAsia" w:eastAsiaTheme="majorEastAsia" w:hAnsiTheme="majorEastAsia" w:hint="eastAsia"/>
+                <w:rFonts w:ascii="ヒラギノ丸ゴ Pro W4" w:eastAsia="ヒラギノ丸ゴ Pro W4" w:hAnsi="ヒラギノ丸ゴ Pro W4"/>
                 <w:sz w:val="16"/>
                 <w:szCs w:val="16"/>
               </w:rPr>
             </w:pPr>
+            <w:r>
+              <w:rPr>
+                <w:rFonts w:ascii="ヒラギノ丸ゴ Pro W4" w:eastAsia="ヒラギノ丸ゴ Pro W4" w:hAnsi="ヒラギノ丸ゴ Pro W4"/>
+                <w:sz w:val="16"/>
+                <w:szCs w:val="16"/>
+              </w:rPr>
+              <w:t>{{</w:t>
+            </w:r>
+            <w:proofErr w:type="gramStart"/>
+            <w:r>
+              <w:rPr>
+                <w:rFonts w:ascii="ヒラギノ丸ゴ Pro W4" w:eastAsia="ヒラギノ丸ゴ Pro W4" w:hAnsi="ヒラギノ丸ゴ Pro W4"/>
+                <w:sz w:val="16"/>
+                <w:szCs w:val="16"/>
+              </w:rPr>
+              <w:t>d.</w:t>
+            </w:r>
+            <w:r>
+              <w:rPr>
+                <w:rFonts w:ascii="ヒラギノ丸ゴ Pro W4" w:eastAsia="ヒラギノ丸ゴ Pro W4" w:hAnsi="ヒラギノ丸ゴ Pro W4" w:cs="Yu Mincho Regular"/>
+                <w:sz w:val="16"/>
+                <w:szCs w:val="16"/>
+              </w:rPr>
+              <w:t>menu</w:t>
+            </w:r>
+            <w:proofErr w:type="gramEnd"/>
+            <w:r>
+              <w:rPr>
+                <w:rFonts w:ascii="ヒラギノ丸ゴ Pro W4" w:eastAsia="ヒラギノ丸ゴ Pro W4" w:hAnsi="ヒラギノ丸ゴ Pro W4" w:cs="Yu Mincho Regular"/>
+                <w:sz w:val="16"/>
+                <w:szCs w:val="16"/>
+              </w:rPr>
+              <w:t>3</w:t>
+            </w:r>
+            <w:r>
+              <w:rPr>
+                <w:rFonts w:ascii="ヒラギノ丸ゴ Pro W4" w:eastAsia="ヒラギノ丸ゴ Pro W4" w:hAnsi="ヒラギノ丸ゴ Pro W4"/>
+                <w:sz w:val="16"/>
+                <w:szCs w:val="16"/>
+              </w:rPr>
+              <w:t>}}</w:t>
+            </w:r>
           </w:p>
         </w:tc>
         <w:tc>
@@ -990,16 +1032,18 @@
           </w:tcPr>
           <w:p>
             <w:pPr>
-              <w:jc w:val="left"/>
-              <w:rPr>
-                <w:rFonts w:asciiTheme="majorEastAsia" w:eastAsiaTheme="majorEastAsia" w:hAnsiTheme="majorEastAsia" w:hint="eastAsia"/>
+              <w:spacing w:line="200" w:lineRule="atLeast"/>
+              <w:jc w:val="center"/>
+              <w:rPr>
+                <w:rFonts w:ascii="ヒラギノ丸ゴ Pro W4" w:eastAsia="ヒラギノ丸ゴ Pro W4" w:hAnsi="ヒラギノ丸ゴ Pro W4"/>
                 <w:sz w:val="16"/>
                 <w:szCs w:val="16"/>
               </w:rPr>
             </w:pPr>
             <w:r>
               <w:rPr>
-                <w:rFonts w:asciiTheme="majorEastAsia" w:eastAsiaTheme="majorEastAsia" w:hAnsiTheme="majorEastAsia"/>
+                <w:rFonts w:ascii="ヒラギノ丸ゴ Pro W4" w:eastAsia="ヒラギノ丸ゴ Pro W4" w:hAnsi="ヒラギノ丸ゴ Pro W4"/>
+                <w:noProof/>
                 <w:sz w:val="16"/>
                 <w:szCs w:val="16"/>
               </w:rPr>
@@ -1181,14 +1225,14 @@
             </w:r>
             <w:r>
               <w:rPr>
-                <w:rFonts w:asciiTheme="majorEastAsia" w:eastAsiaTheme="majorEastAsia" w:hAnsiTheme="majorEastAsia"/>
+                <w:rFonts w:ascii="ヒラギノ丸ゴ Pro W4" w:eastAsia="ヒラギノ丸ゴ Pro W4" w:hAnsi="ヒラギノ丸ゴ Pro W4"/>
                 <w:noProof/>
                 <w:sz w:val="16"/>
                 <w:szCs w:val="16"/>
               </w:rPr>
               <w:drawing>
-                <wp:inline distT="0" distB="0" distL="0" distR="0" wp14:anchorId="59E04F2F" wp14:editId="29FD306F">
-                  <wp:extent cx="352425" cy="352425"/>
+                <wp:inline distT="0" distB="0" distL="0" distR="0" wp14:anchorId="59E04F2F" wp14:editId="37F45BEE">
+                  <wp:extent cx="333291" cy="333291"/>
                   <wp:effectExtent l="0" t="0" r="0" b="0"/>
                   <wp:docPr id="173390329" name="Picture 644747870" descr="{&#10; &quot;location-path&quot;:&quot;d.photo4&quot;,&#10; &quot;image-props&quot;:{}&#10; }"/>
                   <wp:cNvGraphicFramePr>
@@ -1202,7 +1246,7 @@
                           <pic:cNvPicPr/>
                         </pic:nvPicPr>
                         <pic:blipFill>
-                          <a:blip r:embed="rId6" cstate="print">
+                          <a:blip r:embed="rId7" cstate="print">
                             <a:extLst>
                               <a:ext uri="{28A0092B-C50C-407E-A947-70E740481C1C}">
                                 <a14:useLocalDpi xmlns:a14="http://schemas.microsoft.com/office/drawing/2010/main" val="0"/>
@@ -1216,7 +1260,7 @@
                         <pic:spPr>
                           <a:xfrm>
                             <a:off x="0" y="0"/>
-                            <a:ext cx="352425" cy="352425"/>
+                            <a:ext cx="342028" cy="342028"/>
                           </a:xfrm>
                           <a:prstGeom prst="rect">
                             <a:avLst/>
@@ -1228,76 +1272,89 @@
                 </wp:inline>
               </w:drawing>
             </w:r>
-            <w:r>
-              <w:rPr>
-                <w:rFonts w:asciiTheme="majorEastAsia" w:eastAsiaTheme="majorEastAsia" w:hAnsiTheme="majorEastAsia"/>
-                <w:sz w:val="16"/>
-                <w:szCs w:val="16"/>
-              </w:rPr>
-              <w:t xml:space="preserve"> </w:t>
-            </w:r>
-            <w:r>
-              <w:rPr>
-                <w:rFonts w:asciiTheme="majorEastAsia" w:eastAsiaTheme="majorEastAsia" w:hAnsiTheme="majorEastAsia"/>
-                <w:sz w:val="16"/>
-                <w:szCs w:val="16"/>
-              </w:rPr>
-              <w:t>{{d.name4}}</w:t>
-            </w:r>
           </w:p>
           <w:p>
             <w:pPr>
+              <w:spacing w:line="200" w:lineRule="atLeast"/>
               <w:jc w:val="center"/>
               <w:rPr>
-                <w:rFonts w:asciiTheme="majorEastAsia" w:eastAsiaTheme="majorEastAsia" w:hAnsiTheme="majorEastAsia" w:hint="eastAsia"/>
-                <w:sz w:val="16"/>
-                <w:szCs w:val="16"/>
+                <w:rFonts w:ascii="ヒラギノ丸ゴ Pro W4" w:eastAsia="ヒラギノ丸ゴ Pro W4" w:hAnsi="ヒラギノ丸ゴ Pro W4"/>
+                <w:sz w:val="18"/>
+                <w:szCs w:val="18"/>
               </w:rPr>
             </w:pPr>
             <w:r>
               <w:rPr>
-                <w:rFonts w:asciiTheme="majorEastAsia" w:eastAsiaTheme="majorEastAsia" w:hAnsiTheme="majorEastAsia"/>
-                <w:sz w:val="16"/>
-                <w:szCs w:val="16"/>
-              </w:rPr>
-              <w:t>{{d.</w:t>
-            </w:r>
-            <w:r>
-              <w:rPr>
-                <w:rFonts w:asciiTheme="majorEastAsia" w:eastAsiaTheme="majorEastAsia" w:hAnsiTheme="majorEastAsia" w:cs="Yu Mincho Regular"/>
-                <w:sz w:val="16"/>
-                <w:szCs w:val="16"/>
-              </w:rPr>
-              <w:t>menu4</w:t>
-            </w:r>
-            <w:r>
-              <w:rPr>
-                <w:rFonts w:asciiTheme="majorEastAsia" w:eastAsiaTheme="majorEastAsia" w:hAnsiTheme="majorEastAsia"/>
-                <w:sz w:val="16"/>
-                <w:szCs w:val="16"/>
-              </w:rPr>
-              <w:t>}}</w:t>
+                <w:rFonts w:ascii="ヒラギノ丸ゴ Pro W4" w:eastAsia="ヒラギノ丸ゴ Pro W4" w:hAnsi="ヒラギノ丸ゴ Pro W4"/>
+                <w:sz w:val="18"/>
+                <w:szCs w:val="18"/>
+              </w:rPr>
+              <w:t>{{d.name4}}</w:t>
             </w:r>
           </w:p>
           <w:p>
             <w:pPr>
+              <w:spacing w:line="200" w:lineRule="atLeast"/>
               <w:jc w:val="center"/>
               <w:rPr>
-                <w:rFonts w:asciiTheme="majorEastAsia" w:eastAsiaTheme="majorEastAsia" w:hAnsiTheme="majorEastAsia" w:hint="eastAsia"/>
+                <w:rFonts w:ascii="ヒラギノ丸ゴ Pro W4" w:eastAsia="ヒラギノ丸ゴ Pro W4" w:hAnsi="ヒラギノ丸ゴ Pro W4"/>
                 <w:sz w:val="16"/>
                 <w:szCs w:val="16"/>
               </w:rPr>
             </w:pPr>
+            <w:r>
+              <w:rPr>
+                <w:rFonts w:ascii="ヒラギノ丸ゴ Pro W4" w:eastAsia="ヒラギノ丸ゴ Pro W4" w:hAnsi="ヒラギノ丸ゴ Pro W4"/>
+                <w:sz w:val="16"/>
+                <w:szCs w:val="16"/>
+              </w:rPr>
+              <w:t>{{</w:t>
+            </w:r>
+            <w:proofErr w:type="gramStart"/>
+            <w:r>
+              <w:rPr>
+                <w:rFonts w:ascii="ヒラギノ丸ゴ Pro W4" w:eastAsia="ヒラギノ丸ゴ Pro W4" w:hAnsi="ヒラギノ丸ゴ Pro W4"/>
+                <w:sz w:val="16"/>
+                <w:szCs w:val="16"/>
+              </w:rPr>
+              <w:t>d.</w:t>
+            </w:r>
+            <w:r>
+              <w:rPr>
+                <w:rFonts w:ascii="ヒラギノ丸ゴ Pro W4" w:eastAsia="ヒラギノ丸ゴ Pro W4" w:hAnsi="ヒラギノ丸ゴ Pro W4" w:cs="Yu Mincho Regular"/>
+                <w:sz w:val="16"/>
+                <w:szCs w:val="16"/>
+              </w:rPr>
+              <w:t>menu</w:t>
+            </w:r>
+            <w:proofErr w:type="gramEnd"/>
+            <w:r>
+              <w:rPr>
+                <w:rFonts w:ascii="ヒラギノ丸ゴ Pro W4" w:eastAsia="ヒラギノ丸ゴ Pro W4" w:hAnsi="ヒラギノ丸ゴ Pro W4" w:cs="Yu Mincho Regular"/>
+                <w:sz w:val="16"/>
+                <w:szCs w:val="16"/>
+              </w:rPr>
+              <w:t>4</w:t>
+            </w:r>
+            <w:r>
+              <w:rPr>
+                <w:rFonts w:ascii="ヒラギノ丸ゴ Pro W4" w:eastAsia="ヒラギノ丸ゴ Pro W4" w:hAnsi="ヒラギノ丸ゴ Pro W4"/>
+                <w:sz w:val="16"/>
+                <w:szCs w:val="16"/>
+              </w:rPr>
+              <w:t>}}</w:t>
+            </w:r>
           </w:p>
         </w:tc>
       </w:tr>
     </w:tbl>
     <w:p>
       <w:pPr>
+        <w:spacing w:line="200" w:lineRule="atLeast"/>
         <w:rPr>
-          <w:rFonts w:asciiTheme="minorEastAsia" w:hAnsiTheme="minorEastAsia"/>
-          <w:sz w:val="18"/>
-          <w:szCs w:val="18"/>
+          <w:rFonts w:ascii="ヒラギノ丸ゴ Pro W4" w:eastAsia="ヒラギノ丸ゴ Pro W4" w:hAnsi="ヒラギノ丸ゴ Pro W4"/>
+          <w:sz w:val="16"/>
+          <w:szCs w:val="16"/>
         </w:rPr>
       </w:pPr>
     </w:p>
@@ -1309,10 +1366,6 @@
     </w:sectPr>
   </w:body>
 </w:document>
-</file>
-
-<file path=word/numbering.xml><?xml version="1.0" encoding="utf-8"?>
-<w:numbering xmlns:wpc="http://schemas.microsoft.com/office/word/2010/wordprocessingCanvas" xmlns:cx="http://schemas.microsoft.com/office/drawing/2014/chartex" xmlns:cx1="http://schemas.microsoft.com/office/drawing/2015/9/8/chartex" xmlns:cx2="http://schemas.microsoft.com/office/drawing/2015/10/21/chartex" xmlns:cx3="http://schemas.microsoft.com/office/drawing/2016/5/9/chartex" xmlns:cx4="http://schemas.microsoft.com/office/drawing/2016/5/10/chartex" xmlns:cx5="http://schemas.microsoft.com/office/drawing/2016/5/11/chartex" xmlns:cx6="http://schemas.microsoft.com/office/drawing/2016/5/12/chartex" xmlns:cx7="http://schemas.microsoft.com/office/drawing/2016/5/13/chartex" xmlns:cx8="http://schemas.microsoft.com/office/drawing/2016/5/14/chartex" xmlns:mc="http://schemas.openxmlformats.org/markup-compatibility/2006" xmlns:aink="http://schemas.microsoft.com/office/drawing/2016/ink" xmlns:am3d="http://schemas.microsoft.com/office/drawing/2017/model3d" xmlns:o="urn:schemas-microsoft-com:office:office" xmlns:oel="http://schemas.microsoft.com/office/2019/extlst" xmlns:r="http://schemas.openxmlformats.org/officeDocument/2006/relationships" xmlns:m="http://schemas.openxmlformats.org/officeDocument/2006/math" xmlns:v="urn:schemas-microsoft-com:vml" xmlns:wp14="http://schemas.microsoft.com/office/word/2010/wordprocessingDrawing" xmlns:wp="http://schemas.openxmlformats.org/drawingml/2006/wordprocessingDrawing" xmlns:w10="urn:schemas-microsoft-com:office:word" xmlns:w="http://schemas.openxmlformats.org/wordprocessingml/2006/main" xmlns:w14="http://schemas.microsoft.com/office/word/2010/wordml" xmlns:w15="http://schemas.microsoft.com/office/word/2012/wordml" xmlns:w16cex="http://schemas.microsoft.com/office/word/2018/wordml/cex" xmlns:w16cid="http://schemas.microsoft.com/office/word/2016/wordml/cid" xmlns:w16="http://schemas.microsoft.com/office/word/2018/wordml" xmlns:w16du="http://schemas.microsoft.com/office/word/2023/wordml/word16du" xmlns:w16sdtdh="http://schemas.microsoft.com/office/word/2020/wordml/sdtdatahash" xmlns:w16se="http://schemas.microsoft.com/office/word/2015/wordml/symex" xmlns:wpg="http://schemas.microsoft.com/office/word/2010/wordprocessingGroup" xmlns:wpi="http://schemas.microsoft.com/office/word/2010/wordprocessingInk" xmlns:wne="http://schemas.microsoft.com/office/word/2006/wordml" xmlns:wps="http://schemas.microsoft.com/office/word/2010/wordprocessingShape" mc:Ignorable="w14 w15 w16se w16cid w16 w16cex w16sdtdh w16du wp14"/>
 </file>
 
 <file path=word/styles.xml><?xml version="1.0" encoding="utf-8"?>
@@ -1711,7 +1764,7 @@
     <w:lsdException w:name="Unresolved Mention" w:semiHidden="1" w:unhideWhenUsed="1"/>
     <w:lsdException w:name="Smart Link" w:semiHidden="1" w:unhideWhenUsed="1"/>
   </w:latentStyles>
-  <w:style w:type="paragraph" w:default="1" w:styleId="Normal">
+  <w:style w:type="paragraph" w:default="1" w:styleId="a">
     <w:name w:val="Normal"/>
     <w:qFormat/>
     <w:pPr>
@@ -1719,11 +1772,11 @@
       <w:jc w:val="both"/>
     </w:pPr>
   </w:style>
-  <w:style w:type="paragraph" w:styleId="Heading1">
+  <w:style w:type="paragraph" w:styleId="1">
     <w:name w:val="heading 1"/>
-    <w:basedOn w:val="Normal"/>
-    <w:next w:val="Normal"/>
-    <w:link w:val="Heading1Char"/>
+    <w:basedOn w:val="a"/>
+    <w:next w:val="a"/>
+    <w:link w:val="10"/>
     <w:uiPriority w:val="9"/>
     <w:qFormat/>
     <w:pPr>
@@ -1737,11 +1790,11 @@
       <w:szCs w:val="32"/>
     </w:rPr>
   </w:style>
-  <w:style w:type="paragraph" w:styleId="Heading2">
+  <w:style w:type="paragraph" w:styleId="2">
     <w:name w:val="heading 2"/>
-    <w:basedOn w:val="Normal"/>
-    <w:next w:val="Normal"/>
-    <w:link w:val="Heading2Char"/>
+    <w:basedOn w:val="a"/>
+    <w:next w:val="a"/>
+    <w:link w:val="20"/>
     <w:uiPriority w:val="9"/>
     <w:unhideWhenUsed/>
     <w:qFormat/>
@@ -1756,11 +1809,11 @@
       <w:szCs w:val="28"/>
     </w:rPr>
   </w:style>
-  <w:style w:type="paragraph" w:styleId="Heading3">
+  <w:style w:type="paragraph" w:styleId="3">
     <w:name w:val="heading 3"/>
-    <w:basedOn w:val="Normal"/>
-    <w:next w:val="Normal"/>
-    <w:link w:val="Heading3Char"/>
+    <w:basedOn w:val="a"/>
+    <w:next w:val="a"/>
+    <w:link w:val="30"/>
     <w:uiPriority w:val="9"/>
     <w:unhideWhenUsed/>
     <w:qFormat/>
@@ -1775,11 +1828,11 @@
       <w:szCs w:val="24"/>
     </w:rPr>
   </w:style>
-  <w:style w:type="paragraph" w:styleId="Heading4">
+  <w:style w:type="paragraph" w:styleId="4">
     <w:name w:val="heading 4"/>
-    <w:basedOn w:val="Normal"/>
-    <w:next w:val="Normal"/>
-    <w:link w:val="Heading4Char"/>
+    <w:basedOn w:val="a"/>
+    <w:next w:val="a"/>
+    <w:link w:val="40"/>
     <w:uiPriority w:val="9"/>
     <w:unhideWhenUsed/>
     <w:qFormat/>
@@ -1792,11 +1845,11 @@
       <w:rFonts w:asciiTheme="majorHAnsi" w:eastAsiaTheme="majorEastAsia" w:hAnsiTheme="majorHAnsi" w:cstheme="majorBidi"/>
     </w:rPr>
   </w:style>
-  <w:style w:type="paragraph" w:styleId="Heading5">
+  <w:style w:type="paragraph" w:styleId="5">
     <w:name w:val="heading 5"/>
-    <w:basedOn w:val="Normal"/>
-    <w:next w:val="Normal"/>
-    <w:link w:val="Heading5Char"/>
+    <w:basedOn w:val="a"/>
+    <w:next w:val="a"/>
+    <w:link w:val="50"/>
     <w:uiPriority w:val="9"/>
     <w:unhideWhenUsed/>
     <w:qFormat/>
@@ -1810,11 +1863,11 @@
       <w:rFonts w:asciiTheme="majorHAnsi" w:eastAsiaTheme="majorEastAsia" w:hAnsiTheme="majorHAnsi" w:cstheme="majorBidi"/>
     </w:rPr>
   </w:style>
-  <w:style w:type="paragraph" w:styleId="Heading6">
+  <w:style w:type="paragraph" w:styleId="6">
     <w:name w:val="heading 6"/>
-    <w:basedOn w:val="Normal"/>
-    <w:next w:val="Normal"/>
-    <w:link w:val="Heading6Char"/>
+    <w:basedOn w:val="a"/>
+    <w:next w:val="a"/>
+    <w:link w:val="60"/>
     <w:uiPriority w:val="9"/>
     <w:unhideWhenUsed/>
     <w:qFormat/>
@@ -1828,11 +1881,11 @@
       <w:rFonts w:asciiTheme="majorHAnsi" w:eastAsiaTheme="majorEastAsia" w:hAnsiTheme="majorHAnsi" w:cstheme="majorBidi"/>
     </w:rPr>
   </w:style>
-  <w:style w:type="paragraph" w:styleId="Heading7">
+  <w:style w:type="paragraph" w:styleId="7">
     <w:name w:val="heading 7"/>
-    <w:basedOn w:val="Normal"/>
-    <w:next w:val="Normal"/>
-    <w:link w:val="Heading7Char"/>
+    <w:basedOn w:val="a"/>
+    <w:next w:val="a"/>
+    <w:link w:val="70"/>
     <w:uiPriority w:val="9"/>
     <w:unhideWhenUsed/>
     <w:qFormat/>
@@ -1846,11 +1899,11 @@
       <w:rFonts w:asciiTheme="majorHAnsi" w:eastAsiaTheme="majorEastAsia" w:hAnsiTheme="majorHAnsi" w:cstheme="majorBidi"/>
     </w:rPr>
   </w:style>
-  <w:style w:type="paragraph" w:styleId="Heading8">
+  <w:style w:type="paragraph" w:styleId="8">
     <w:name w:val="heading 8"/>
-    <w:basedOn w:val="Normal"/>
-    <w:next w:val="Normal"/>
-    <w:link w:val="Heading8Char"/>
+    <w:basedOn w:val="a"/>
+    <w:next w:val="a"/>
+    <w:link w:val="80"/>
     <w:uiPriority w:val="9"/>
     <w:unhideWhenUsed/>
     <w:qFormat/>
@@ -1864,11 +1917,11 @@
       <w:rFonts w:asciiTheme="majorHAnsi" w:eastAsiaTheme="majorEastAsia" w:hAnsiTheme="majorHAnsi" w:cstheme="majorBidi"/>
     </w:rPr>
   </w:style>
-  <w:style w:type="paragraph" w:styleId="Heading9">
+  <w:style w:type="paragraph" w:styleId="9">
     <w:name w:val="heading 9"/>
-    <w:basedOn w:val="Normal"/>
-    <w:next w:val="Normal"/>
-    <w:link w:val="Heading9Char"/>
+    <w:basedOn w:val="a"/>
+    <w:next w:val="a"/>
+    <w:link w:val="90"/>
     <w:uiPriority w:val="9"/>
     <w:unhideWhenUsed/>
     <w:qFormat/>
@@ -1882,13 +1935,13 @@
       <w:rFonts w:asciiTheme="majorHAnsi" w:eastAsiaTheme="majorEastAsia" w:hAnsiTheme="majorHAnsi" w:cstheme="majorBidi"/>
     </w:rPr>
   </w:style>
-  <w:style w:type="character" w:default="1" w:styleId="DefaultParagraphFont">
+  <w:style w:type="character" w:default="1" w:styleId="a0">
     <w:name w:val="Default Paragraph Font"/>
     <w:uiPriority w:val="1"/>
     <w:semiHidden/>
     <w:unhideWhenUsed/>
   </w:style>
-  <w:style w:type="table" w:default="1" w:styleId="TableNormal">
+  <w:style w:type="table" w:default="1" w:styleId="a1">
     <w:name w:val="Normal Table"/>
     <w:uiPriority w:val="99"/>
     <w:semiHidden/>
@@ -1903,16 +1956,16 @@
       </w:tblCellMar>
     </w:tblPr>
   </w:style>
-  <w:style w:type="numbering" w:default="1" w:styleId="NoList">
+  <w:style w:type="numbering" w:default="1" w:styleId="a2">
     <w:name w:val="No List"/>
     <w:uiPriority w:val="99"/>
     <w:semiHidden/>
     <w:unhideWhenUsed/>
   </w:style>
-  <w:style w:type="character" w:customStyle="1" w:styleId="Heading1Char">
-    <w:name w:val="Heading 1 Char"/>
-    <w:basedOn w:val="DefaultParagraphFont"/>
-    <w:link w:val="Heading1"/>
+  <w:style w:type="character" w:customStyle="1" w:styleId="10">
+    <w:name w:val="見出し 1 (文字)"/>
+    <w:basedOn w:val="a0"/>
+    <w:link w:val="1"/>
     <w:uiPriority w:val="9"/>
     <w:rPr>
       <w:rFonts w:asciiTheme="majorHAnsi" w:eastAsiaTheme="majorEastAsia" w:hAnsiTheme="majorHAnsi" w:cstheme="majorBidi"/>
@@ -1920,10 +1973,10 @@
       <w:szCs w:val="32"/>
     </w:rPr>
   </w:style>
-  <w:style w:type="character" w:customStyle="1" w:styleId="Heading2Char">
-    <w:name w:val="Heading 2 Char"/>
-    <w:basedOn w:val="DefaultParagraphFont"/>
-    <w:link w:val="Heading2"/>
+  <w:style w:type="character" w:customStyle="1" w:styleId="20">
+    <w:name w:val="見出し 2 (文字)"/>
+    <w:basedOn w:val="a0"/>
+    <w:link w:val="2"/>
     <w:uiPriority w:val="9"/>
     <w:rPr>
       <w:rFonts w:asciiTheme="majorHAnsi" w:eastAsiaTheme="majorEastAsia" w:hAnsiTheme="majorHAnsi" w:cstheme="majorBidi"/>
@@ -1931,10 +1984,10 @@
       <w:szCs w:val="28"/>
     </w:rPr>
   </w:style>
-  <w:style w:type="character" w:customStyle="1" w:styleId="Heading3Char">
-    <w:name w:val="Heading 3 Char"/>
-    <w:basedOn w:val="DefaultParagraphFont"/>
-    <w:link w:val="Heading3"/>
+  <w:style w:type="character" w:customStyle="1" w:styleId="30">
+    <w:name w:val="見出し 3 (文字)"/>
+    <w:basedOn w:val="a0"/>
+    <w:link w:val="3"/>
     <w:uiPriority w:val="9"/>
     <w:rPr>
       <w:rFonts w:asciiTheme="majorHAnsi" w:eastAsiaTheme="majorEastAsia" w:hAnsiTheme="majorHAnsi" w:cstheme="majorBidi"/>
@@ -1942,64 +1995,64 @@
       <w:szCs w:val="24"/>
     </w:rPr>
   </w:style>
-  <w:style w:type="character" w:customStyle="1" w:styleId="Heading4Char">
-    <w:name w:val="Heading 4 Char"/>
-    <w:basedOn w:val="DefaultParagraphFont"/>
-    <w:link w:val="Heading4"/>
+  <w:style w:type="character" w:customStyle="1" w:styleId="40">
+    <w:name w:val="見出し 4 (文字)"/>
+    <w:basedOn w:val="a0"/>
+    <w:link w:val="4"/>
     <w:uiPriority w:val="9"/>
     <w:rPr>
       <w:rFonts w:asciiTheme="majorHAnsi" w:eastAsiaTheme="majorEastAsia" w:hAnsiTheme="majorHAnsi" w:cstheme="majorBidi"/>
     </w:rPr>
   </w:style>
-  <w:style w:type="character" w:customStyle="1" w:styleId="Heading5Char">
-    <w:name w:val="Heading 5 Char"/>
-    <w:basedOn w:val="DefaultParagraphFont"/>
-    <w:link w:val="Heading5"/>
+  <w:style w:type="character" w:customStyle="1" w:styleId="50">
+    <w:name w:val="見出し 5 (文字)"/>
+    <w:basedOn w:val="a0"/>
+    <w:link w:val="5"/>
     <w:uiPriority w:val="9"/>
     <w:rPr>
       <w:rFonts w:asciiTheme="majorHAnsi" w:eastAsiaTheme="majorEastAsia" w:hAnsiTheme="majorHAnsi" w:cstheme="majorBidi"/>
     </w:rPr>
   </w:style>
-  <w:style w:type="character" w:customStyle="1" w:styleId="Heading6Char">
-    <w:name w:val="Heading 6 Char"/>
-    <w:basedOn w:val="DefaultParagraphFont"/>
-    <w:link w:val="Heading6"/>
+  <w:style w:type="character" w:customStyle="1" w:styleId="60">
+    <w:name w:val="見出し 6 (文字)"/>
+    <w:basedOn w:val="a0"/>
+    <w:link w:val="6"/>
     <w:uiPriority w:val="9"/>
     <w:rPr>
       <w:rFonts w:asciiTheme="majorHAnsi" w:eastAsiaTheme="majorEastAsia" w:hAnsiTheme="majorHAnsi" w:cstheme="majorBidi"/>
     </w:rPr>
   </w:style>
-  <w:style w:type="character" w:customStyle="1" w:styleId="Heading7Char">
-    <w:name w:val="Heading 7 Char"/>
-    <w:basedOn w:val="DefaultParagraphFont"/>
-    <w:link w:val="Heading7"/>
+  <w:style w:type="character" w:customStyle="1" w:styleId="70">
+    <w:name w:val="見出し 7 (文字)"/>
+    <w:basedOn w:val="a0"/>
+    <w:link w:val="7"/>
     <w:uiPriority w:val="9"/>
     <w:rPr>
       <w:rFonts w:asciiTheme="majorHAnsi" w:eastAsiaTheme="majorEastAsia" w:hAnsiTheme="majorHAnsi" w:cstheme="majorBidi"/>
     </w:rPr>
   </w:style>
-  <w:style w:type="character" w:customStyle="1" w:styleId="Heading8Char">
-    <w:name w:val="Heading 8 Char"/>
-    <w:basedOn w:val="DefaultParagraphFont"/>
-    <w:link w:val="Heading8"/>
+  <w:style w:type="character" w:customStyle="1" w:styleId="80">
+    <w:name w:val="見出し 8 (文字)"/>
+    <w:basedOn w:val="a0"/>
+    <w:link w:val="8"/>
     <w:uiPriority w:val="9"/>
     <w:rPr>
       <w:rFonts w:asciiTheme="majorHAnsi" w:eastAsiaTheme="majorEastAsia" w:hAnsiTheme="majorHAnsi" w:cstheme="majorBidi"/>
     </w:rPr>
   </w:style>
-  <w:style w:type="character" w:customStyle="1" w:styleId="Heading9Char">
-    <w:name w:val="Heading 9 Char"/>
-    <w:basedOn w:val="DefaultParagraphFont"/>
-    <w:link w:val="Heading9"/>
+  <w:style w:type="character" w:customStyle="1" w:styleId="90">
+    <w:name w:val="見出し 9 (文字)"/>
+    <w:basedOn w:val="a0"/>
+    <w:link w:val="9"/>
     <w:uiPriority w:val="9"/>
     <w:rPr>
       <w:rFonts w:asciiTheme="majorHAnsi" w:eastAsiaTheme="majorEastAsia" w:hAnsiTheme="majorHAnsi" w:cstheme="majorBidi"/>
     </w:rPr>
   </w:style>
-  <w:style w:type="character" w:customStyle="1" w:styleId="TitleChar">
-    <w:name w:val="Title Char"/>
-    <w:basedOn w:val="DefaultParagraphFont"/>
-    <w:link w:val="Title"/>
+  <w:style w:type="character" w:customStyle="1" w:styleId="a3">
+    <w:name w:val="表題 (文字)"/>
+    <w:basedOn w:val="a0"/>
+    <w:link w:val="a4"/>
     <w:uiPriority w:val="10"/>
     <w:rPr>
       <w:rFonts w:asciiTheme="majorHAnsi" w:eastAsiaTheme="majorEastAsia" w:hAnsiTheme="majorHAnsi" w:cstheme="majorBidi"/>
@@ -2007,11 +2060,11 @@
       <w:szCs w:val="56"/>
     </w:rPr>
   </w:style>
-  <w:style w:type="paragraph" w:styleId="Title">
+  <w:style w:type="paragraph" w:styleId="a4">
     <w:name w:val="Title"/>
-    <w:basedOn w:val="Normal"/>
-    <w:next w:val="Normal"/>
-    <w:link w:val="TitleChar"/>
+    <w:basedOn w:val="a"/>
+    <w:next w:val="a"/>
+    <w:link w:val="a3"/>
     <w:uiPriority w:val="10"/>
     <w:qFormat/>
     <w:pPr>
@@ -2025,10 +2078,10 @@
       <w:szCs w:val="56"/>
     </w:rPr>
   </w:style>
-  <w:style w:type="character" w:customStyle="1" w:styleId="SubtitleChar">
-    <w:name w:val="Subtitle Char"/>
-    <w:basedOn w:val="DefaultParagraphFont"/>
-    <w:link w:val="Subtitle"/>
+  <w:style w:type="character" w:customStyle="1" w:styleId="a5">
+    <w:name w:val="副題 (文字)"/>
+    <w:basedOn w:val="a0"/>
+    <w:link w:val="a6"/>
     <w:uiPriority w:val="11"/>
     <w:rPr>
       <w:rFonts w:asciiTheme="majorHAnsi" w:eastAsia="majorEastAsia" w:hAnsiTheme="majorHAnsi" w:cstheme="majorBidi"/>
@@ -2037,11 +2090,11 @@
       <w:szCs w:val="28"/>
     </w:rPr>
   </w:style>
-  <w:style w:type="paragraph" w:styleId="Subtitle">
+  <w:style w:type="paragraph" w:styleId="a6">
     <w:name w:val="Subtitle"/>
-    <w:basedOn w:val="Normal"/>
-    <w:next w:val="Normal"/>
-    <w:link w:val="SubtitleChar"/>
+    <w:basedOn w:val="a"/>
+    <w:next w:val="a"/>
+    <w:link w:val="a5"/>
     <w:uiPriority w:val="11"/>
     <w:qFormat/>
     <w:pPr>
@@ -2055,9 +2108,9 @@
       <w:szCs w:val="28"/>
     </w:rPr>
   </w:style>
-  <w:style w:type="character" w:styleId="IntenseEmphasis">
+  <w:style w:type="character" w:styleId="21">
     <w:name w:val="Intense Emphasis"/>
-    <w:basedOn w:val="DefaultParagraphFont"/>
+    <w:basedOn w:val="a0"/>
     <w:uiPriority w:val="21"/>
     <w:qFormat/>
     <w:rPr>
@@ -2066,10 +2119,10 @@
       <w:color w:val="0F4761" w:themeColor="accent1" w:themeShade="BF"/>
     </w:rPr>
   </w:style>
-  <w:style w:type="character" w:customStyle="1" w:styleId="QuoteChar">
-    <w:name w:val="Quote Char"/>
-    <w:basedOn w:val="DefaultParagraphFont"/>
-    <w:link w:val="Quote"/>
+  <w:style w:type="character" w:customStyle="1" w:styleId="a7">
+    <w:name w:val="引用文 (文字)"/>
+    <w:basedOn w:val="a0"/>
+    <w:link w:val="a8"/>
     <w:uiPriority w:val="29"/>
     <w:rPr>
       <w:i/>
@@ -2077,11 +2130,11 @@
       <w:color w:val="404040" w:themeColor="text1" w:themeTint="BF"/>
     </w:rPr>
   </w:style>
-  <w:style w:type="paragraph" w:styleId="Quote">
+  <w:style w:type="paragraph" w:styleId="a8">
     <w:name w:val="Quote"/>
-    <w:basedOn w:val="Normal"/>
-    <w:next w:val="Normal"/>
-    <w:link w:val="QuoteChar"/>
+    <w:basedOn w:val="a"/>
+    <w:next w:val="a"/>
+    <w:link w:val="a7"/>
     <w:uiPriority w:val="29"/>
     <w:qFormat/>
     <w:pPr>
@@ -2094,10 +2147,10 @@
       <w:color w:val="404040" w:themeColor="text1" w:themeTint="BF"/>
     </w:rPr>
   </w:style>
-  <w:style w:type="character" w:customStyle="1" w:styleId="IntenseQuoteChar">
-    <w:name w:val="Intense Quote Char"/>
-    <w:basedOn w:val="DefaultParagraphFont"/>
-    <w:link w:val="IntenseQuote"/>
+  <w:style w:type="character" w:customStyle="1" w:styleId="22">
+    <w:name w:val="引用文 2 (文字)"/>
+    <w:basedOn w:val="a0"/>
+    <w:link w:val="23"/>
     <w:uiPriority w:val="30"/>
     <w:rPr>
       <w:i/>
@@ -2105,11 +2158,11 @@
       <w:color w:val="0F4761" w:themeColor="accent1" w:themeShade="BF"/>
     </w:rPr>
   </w:style>
-  <w:style w:type="paragraph" w:styleId="IntenseQuote">
+  <w:style w:type="paragraph" w:styleId="23">
     <w:name w:val="Intense Quote"/>
-    <w:basedOn w:val="Normal"/>
-    <w:next w:val="Normal"/>
-    <w:link w:val="IntenseQuoteChar"/>
+    <w:basedOn w:val="a"/>
+    <w:next w:val="a"/>
+    <w:link w:val="22"/>
     <w:uiPriority w:val="30"/>
     <w:qFormat/>
     <w:pPr>
@@ -2127,9 +2180,9 @@
       <w:color w:val="0F4761" w:themeColor="accent1" w:themeShade="BF"/>
     </w:rPr>
   </w:style>
-  <w:style w:type="character" w:styleId="IntenseReference">
+  <w:style w:type="character" w:styleId="24">
     <w:name w:val="Intense Reference"/>
-    <w:basedOn w:val="DefaultParagraphFont"/>
+    <w:basedOn w:val="a0"/>
     <w:uiPriority w:val="32"/>
     <w:qFormat/>
     <w:rPr>
@@ -2140,18 +2193,18 @@
       <w:spacing w:val="5"/>
     </w:rPr>
   </w:style>
-  <w:style w:type="paragraph" w:styleId="ListParagraph">
+  <w:style w:type="paragraph" w:styleId="a9">
     <w:name w:val="List Paragraph"/>
-    <w:basedOn w:val="Normal"/>
+    <w:basedOn w:val="a"/>
     <w:uiPriority w:val="34"/>
     <w:qFormat/>
     <w:pPr>
       <w:ind w:left="720"/>
     </w:pPr>
   </w:style>
-  <w:style w:type="table" w:styleId="TableGrid">
+  <w:style w:type="table" w:styleId="aa">
     <w:name w:val="Table Grid"/>
-    <w:basedOn w:val="TableNormal"/>
+    <w:basedOn w:val="a1"/>
     <w:uiPriority w:val="59"/>
     <w:rsid w:val="00FB4123"/>
     <w:pPr>

--- a/functions/shokujii-pdf/template/namesSheet.docx
+++ b/functions/shokujii-pdf/template/namesSheet.docx
@@ -1,6 +1,6 @@
 
 <file path=word/document.xml><?xml version="1.0" encoding="utf-8"?>
-<w:document xmlns:wpc="http://schemas.microsoft.com/office/word/2010/wordprocessingCanvas" xmlns:cx="http://schemas.microsoft.com/office/drawing/2014/chartex" xmlns:cx1="http://schemas.microsoft.com/office/drawing/2015/9/8/chartex" xmlns:cx2="http://schemas.microsoft.com/office/drawing/2015/10/21/chartex" xmlns:cx3="http://schemas.microsoft.com/office/drawing/2016/5/9/chartex" xmlns:cx4="http://schemas.microsoft.com/office/drawing/2016/5/10/chartex" xmlns:cx5="http://schemas.microsoft.com/office/drawing/2016/5/11/chartex" xmlns:cx6="http://schemas.microsoft.com/office/drawing/2016/5/12/chartex" xmlns:cx7="http://schemas.microsoft.com/office/drawing/2016/5/13/chartex" xmlns:cx8="http://schemas.microsoft.com/office/drawing/2016/5/14/chartex" xmlns:mc="http://schemas.openxmlformats.org/markup-compatibility/2006" xmlns:aink="http://schemas.microsoft.com/office/drawing/2016/ink" xmlns:am3d="http://schemas.microsoft.com/office/drawing/2017/model3d" xmlns:o="urn:schemas-microsoft-com:office:office" xmlns:oel="http://schemas.microsoft.com/office/2019/extlst" xmlns:r="http://schemas.openxmlformats.org/officeDocument/2006/relationships" xmlns:m="http://schemas.openxmlformats.org/officeDocument/2006/math" xmlns:v="urn:schemas-microsoft-com:vml" xmlns:wp14="http://schemas.microsoft.com/office/word/2010/wordprocessingDrawing" xmlns:wp="http://schemas.openxmlformats.org/drawingml/2006/wordprocessingDrawing" xmlns:w10="urn:schemas-microsoft-com:office:word" xmlns:w="http://schemas.openxmlformats.org/wordprocessingml/2006/main" xmlns:w14="http://schemas.microsoft.com/office/word/2010/wordml" xmlns:w15="http://schemas.microsoft.com/office/word/2012/wordml" xmlns:w16cex="http://schemas.microsoft.com/office/word/2018/wordml/cex" xmlns:w16cid="http://schemas.microsoft.com/office/word/2016/wordml/cid" xmlns:w16="http://schemas.microsoft.com/office/word/2018/wordml" xmlns:w16du="http://schemas.microsoft.com/office/word/2023/wordml/word16du" xmlns:w16sdtdh="http://schemas.microsoft.com/office/word/2020/wordml/sdtdatahash" xmlns:w16se="http://schemas.microsoft.com/office/word/2015/wordml/symex" xmlns:wpg="http://schemas.microsoft.com/office/word/2010/wordprocessingGroup" xmlns:wpi="http://schemas.microsoft.com/office/word/2010/wordprocessingInk" xmlns:wne="http://schemas.microsoft.com/office/word/2006/wordml" xmlns:wps="http://schemas.microsoft.com/office/word/2010/wordprocessingShape" mc:Ignorable="w14 w15 w16se w16cid w16 w16cex w16sdtdh w16du wp14">
+<w:document xmlns:wpc="http://schemas.microsoft.com/office/word/2010/wordprocessingCanvas" xmlns:cx="http://schemas.microsoft.com/office/drawing/2014/chartex" xmlns:cx1="http://schemas.microsoft.com/office/drawing/2015/9/8/chartex" xmlns:cx2="http://schemas.microsoft.com/office/drawing/2015/10/21/chartex" xmlns:cx3="http://schemas.microsoft.com/office/drawing/2016/5/9/chartex" xmlns:cx4="http://schemas.microsoft.com/office/drawing/2016/5/10/chartex" xmlns:cx5="http://schemas.microsoft.com/office/drawing/2016/5/11/chartex" xmlns:cx6="http://schemas.microsoft.com/office/drawing/2016/5/12/chartex" xmlns:cx7="http://schemas.microsoft.com/office/drawing/2016/5/13/chartex" xmlns:cx8="http://schemas.microsoft.com/office/drawing/2016/5/14/chartex" xmlns:mc="http://schemas.openxmlformats.org/markup-compatibility/2006" xmlns:aink="http://schemas.microsoft.com/office/drawing/2016/ink" xmlns:am3d="http://schemas.microsoft.com/office/drawing/2017/model3d" xmlns:o="urn:schemas-microsoft-com:office:office" xmlns:oel="http://schemas.microsoft.com/office/2019/extlst" xmlns:r="http://schemas.openxmlformats.org/officeDocument/2006/relationships" xmlns:m="http://schemas.openxmlformats.org/officeDocument/2006/math" xmlns:v="urn:schemas-microsoft-com:vml" xmlns:wp14="http://schemas.microsoft.com/office/word/2010/wordprocessingDrawing" xmlns:wp="http://schemas.openxmlformats.org/drawingml/2006/wordprocessingDrawing" xmlns:w10="urn:schemas-microsoft-com:office:word" xmlns:w="http://schemas.openxmlformats.org/wordprocessingml/2006/main" xmlns:w14="http://schemas.microsoft.com/office/word/2010/wordml" xmlns:w15="http://schemas.microsoft.com/office/word/2012/wordml" xmlns:w16cex="http://schemas.microsoft.com/office/word/2018/wordml/cex" xmlns:w16cid="http://schemas.microsoft.com/office/word/2016/wordml/cid" xmlns:w16="http://schemas.microsoft.com/office/word/2018/wordml" xmlns:w16du="http://schemas.microsoft.com/office/word/2023/wordml/word16du" xmlns:w16sdtdh="http://schemas.microsoft.com/office/word/2020/wordml/sdtdatahash" xmlns:w16sdtfl="http://schemas.microsoft.com/office/word/2024/wordml/sdtformatlock" xmlns:w16se="http://schemas.microsoft.com/office/word/2015/wordml/symex" xmlns:wpg="http://schemas.microsoft.com/office/word/2010/wordprocessingGroup" xmlns:wpi="http://schemas.microsoft.com/office/word/2010/wordprocessingInk" xmlns:wne="http://schemas.microsoft.com/office/word/2006/wordml" xmlns:wps="http://schemas.microsoft.com/office/word/2010/wordprocessingShape" mc:Ignorable="w14 w15 w16se w16cid w16 w16cex w16sdtdh w16sdtfl w16du wp14">
   <w:body>
     <w:tbl>
       <w:tblPr>
@@ -54,16 +54,16 @@
               <mc:AlternateContent>
                 <mc:Choice Requires="wps">
                   <w:drawing>
-                    <wp:anchor distT="0" distB="0" distL="114300" distR="114300" simplePos="0" relativeHeight="251658240" behindDoc="0" locked="0" layoutInCell="1" allowOverlap="1" wp14:anchorId="2250C819" wp14:editId="5220AC5C">
+                    <wp:anchor distT="0" distB="0" distL="114300" distR="114300" simplePos="0" relativeHeight="251658240" behindDoc="0" locked="0" layoutInCell="1" allowOverlap="1" wp14:anchorId="2250C819" wp14:editId="45579BE0">
                       <wp:simplePos x="0" y="0"/>
                       <wp:positionH relativeFrom="column">
-                        <wp:posOffset>-25400</wp:posOffset>
+                        <wp:posOffset>625639</wp:posOffset>
                       </wp:positionH>
                       <wp:positionV relativeFrom="paragraph">
-                        <wp:posOffset>12065</wp:posOffset>
+                        <wp:posOffset>40640</wp:posOffset>
                       </wp:positionV>
-                      <wp:extent cx="396000" cy="396000"/>
-                      <wp:effectExtent l="0" t="0" r="0" b="0"/>
+                      <wp:extent cx="357464" cy="367153"/>
+                      <wp:effectExtent l="0" t="0" r="0" b="1270"/>
                       <wp:wrapNone/>
                       <wp:docPr id="20" name="フリーフォーム 19">
                         <a:extLst xmlns:a="http://schemas.openxmlformats.org/drawingml/2006/main">
@@ -80,7 +80,7 @@
                             <wps:spPr>
                               <a:xfrm>
                                 <a:off x="0" y="0"/>
-                                <a:ext cx="396000" cy="396000"/>
+                                <a:ext cx="357464" cy="367153"/>
                               </a:xfrm>
                               <a:custGeom>
                                 <a:avLst/>
@@ -225,9 +225,9 @@
                 </mc:Choice>
                 <mc:Fallback>
                   <w:pict>
-                    <v:shape w14:anchorId="0A910549" id="フリーフォーム 19" o:spid="_x0000_s1026" style="position:absolute;margin-left:-2pt;margin-top:.95pt;width:31.2pt;height:31.2pt;z-index:251658240;visibility:visible;mso-wrap-style:square;mso-width-percent:0;mso-height-percent:0;mso-wrap-distance-left:9pt;mso-wrap-distance-top:0;mso-wrap-distance-right:9pt;mso-wrap-distance-bottom:0;mso-position-horizontal:absolute;mso-position-horizontal-relative:text;mso-position-vertical:absolute;mso-position-vertical-relative:text;mso-width-percent:0;mso-height-percent:0;mso-width-relative:margin;mso-height-relative:margin;v-text-anchor:middle" coordsize="2088000,2088000" o:gfxdata="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" path="m,l2088000,r,2088000l,2088000,,xm1054010,144000v-497056,,-900000,402944,-900000,900000c154010,1541056,556954,1944000,1054010,1944000v497056,,900000,-402944,900000,-900000c1954010,546944,1551066,144000,1054010,144000xe" fillcolor="white [3212]" stroked="f" strokeweight="1pt">
+                    <v:shape w14:anchorId="7DF47844" id="フリーフォーム 19" o:spid="_x0000_s1026" style="position:absolute;margin-left:49.25pt;margin-top:3.2pt;width:28.15pt;height:28.9pt;z-index:251658240;visibility:visible;mso-wrap-style:square;mso-width-percent:0;mso-height-percent:0;mso-wrap-distance-left:9pt;mso-wrap-distance-top:0;mso-wrap-distance-right:9pt;mso-wrap-distance-bottom:0;mso-position-horizontal:absolute;mso-position-horizontal-relative:text;mso-position-vertical:absolute;mso-position-vertical-relative:text;mso-width-percent:0;mso-height-percent:0;mso-width-relative:margin;mso-height-relative:margin;v-text-anchor:middle" coordsize="2088000,2088000" o:gfxdata="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" path="m,l2088000,r,2088000l,2088000,,xm1054010,144000v-497056,,-900000,402944,-900000,900000c154010,1541056,556954,1944000,1054010,1944000v497056,,900000,-402944,900000,-900000c1954010,546944,1551066,144000,1054010,144000xe" fillcolor="white [3212]" stroked="f" strokeweight="1pt">
                       <v:stroke joinstyle="miter"/>
-                      <v:path arrowok="t" o:connecttype="custom" o:connectlocs="0,0;396000,0;396000,396000;0,396000;0,0;199898,27310;29209,198000;199898,368690;370588,198000;199898,27310" o:connectangles="0,0,0,0,0,0,0,0,0,0"/>
+                      <v:path arrowok="t" o:connecttype="custom" o:connectlocs="0,0;357464,0;357464,367153;0,367153;0,0;180446,25321;26366,183577;180446,341832;334525,183577;180446,25321" o:connectangles="0,0,0,0,0,0,0,0,0,0"/>
                     </v:shape>
                   </w:pict>
                 </mc:Fallback>
@@ -241,7 +241,7 @@
                 <w:szCs w:val="16"/>
               </w:rPr>
               <w:drawing>
-                <wp:inline distT="0" distB="0" distL="0" distR="0" wp14:anchorId="6E5667D1" wp14:editId="2990021A">
+                <wp:inline distT="0" distB="0" distL="0" distR="0" wp14:anchorId="6E5667D1" wp14:editId="6614DCED">
                   <wp:extent cx="318272" cy="318272"/>
                   <wp:effectExtent l="0" t="0" r="0" b="0"/>
                   <wp:docPr id="1551170367" name="Picture 25360971" descr="{&#10; &quot;location-path&quot;:&quot;d.photo1&quot;,&#10; &quot;image-props&quot;:{}&#10; }">
@@ -330,16 +330,7 @@
                 <w:sz w:val="16"/>
                 <w:szCs w:val="16"/>
               </w:rPr>
-              <w:t>{{</w:t>
-            </w:r>
-            <w:proofErr w:type="gramStart"/>
-            <w:r>
-              <w:rPr>
-                <w:rFonts w:ascii="ヒラギノ丸ゴ Pro W4" w:eastAsia="ヒラギノ丸ゴ Pro W4" w:hAnsi="ヒラギノ丸ゴ Pro W4"/>
-                <w:sz w:val="16"/>
-                <w:szCs w:val="16"/>
-              </w:rPr>
-              <w:t>d.</w:t>
+              <w:t>{{d.</w:t>
             </w:r>
             <w:r>
               <w:rPr>
@@ -347,16 +338,7 @@
                 <w:sz w:val="16"/>
                 <w:szCs w:val="16"/>
               </w:rPr>
-              <w:t>menu</w:t>
-            </w:r>
-            <w:proofErr w:type="gramEnd"/>
-            <w:r>
-              <w:rPr>
-                <w:rFonts w:ascii="ヒラギノ丸ゴ Pro W4" w:eastAsia="ヒラギノ丸ゴ Pro W4" w:hAnsi="ヒラギノ丸ゴ Pro W4" w:cs="Yu Mincho Regular"/>
-                <w:sz w:val="16"/>
-                <w:szCs w:val="16"/>
-              </w:rPr>
-              <w:t>1</w:t>
+              <w:t>menu1</w:t>
             </w:r>
             <w:r>
               <w:rPr>
@@ -394,15 +376,15 @@
               <mc:AlternateContent>
                 <mc:Choice Requires="wps">
                   <w:drawing>
-                    <wp:anchor distT="0" distB="0" distL="114300" distR="114300" simplePos="0" relativeHeight="251658241" behindDoc="0" locked="0" layoutInCell="1" allowOverlap="1" wp14:anchorId="2F60E026" wp14:editId="3F7E8B2D">
+                    <wp:anchor distT="0" distB="0" distL="114300" distR="114300" simplePos="0" relativeHeight="251658241" behindDoc="0" locked="0" layoutInCell="1" allowOverlap="1" wp14:anchorId="2F60E026" wp14:editId="4E916E3F">
                       <wp:simplePos x="0" y="0"/>
                       <wp:positionH relativeFrom="column">
-                        <wp:posOffset>-17780</wp:posOffset>
+                        <wp:posOffset>620395</wp:posOffset>
                       </wp:positionH>
                       <wp:positionV relativeFrom="paragraph">
-                        <wp:posOffset>12065</wp:posOffset>
+                        <wp:posOffset>39841</wp:posOffset>
                       </wp:positionV>
-                      <wp:extent cx="395605" cy="395605"/>
+                      <wp:extent cx="368710" cy="372212"/>
                       <wp:effectExtent l="0" t="0" r="0" b="0"/>
                       <wp:wrapNone/>
                       <wp:docPr id="1284559506" name="フリーフォーム 19"/>
@@ -414,7 +396,7 @@
                             <wps:spPr>
                               <a:xfrm>
                                 <a:off x="0" y="0"/>
-                                <a:ext cx="395605" cy="395605"/>
+                                <a:ext cx="368710" cy="372212"/>
                               </a:xfrm>
                               <a:custGeom>
                                 <a:avLst/>
@@ -559,9 +541,9 @@
                 </mc:Choice>
                 <mc:Fallback>
                   <w:pict>
-                    <v:shape w14:anchorId="72F41658" id="フリーフォーム 19" o:spid="_x0000_s1026" style="position:absolute;margin-left:-1.4pt;margin-top:.95pt;width:31.15pt;height:31.15pt;z-index:251658241;visibility:visible;mso-wrap-style:square;mso-width-percent:0;mso-height-percent:0;mso-wrap-distance-left:9pt;mso-wrap-distance-top:0;mso-wrap-distance-right:9pt;mso-wrap-distance-bottom:0;mso-position-horizontal:absolute;mso-position-horizontal-relative:text;mso-position-vertical:absolute;mso-position-vertical-relative:text;mso-width-percent:0;mso-height-percent:0;mso-width-relative:margin;mso-height-relative:margin;v-text-anchor:middle" coordsize="2088000,2088000" o:gfxdata="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" path="m,l2088000,r,2088000l,2088000,,xm1054010,144000v-497056,,-900000,402944,-900000,900000c154010,1541056,556954,1944000,1054010,1944000v497056,,900000,-402944,900000,-900000c1954010,546944,1551066,144000,1054010,144000xe" fillcolor="white [3212]" stroked="f" strokeweight="1pt">
+                    <v:shape w14:anchorId="7F8B8DF0" id="フリーフォーム 19" o:spid="_x0000_s1026" style="position:absolute;margin-left:48.85pt;margin-top:3.15pt;width:29.05pt;height:29.3pt;z-index:251658241;visibility:visible;mso-wrap-style:square;mso-width-percent:0;mso-height-percent:0;mso-wrap-distance-left:9pt;mso-wrap-distance-top:0;mso-wrap-distance-right:9pt;mso-wrap-distance-bottom:0;mso-position-horizontal:absolute;mso-position-horizontal-relative:text;mso-position-vertical:absolute;mso-position-vertical-relative:text;mso-width-percent:0;mso-height-percent:0;mso-width-relative:margin;mso-height-relative:margin;v-text-anchor:middle" coordsize="2088000,2088000" o:gfxdata="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" path="m,l2088000,r,2088000l,2088000,,xm1054010,144000v-497056,,-900000,402944,-900000,900000c154010,1541056,556954,1944000,1054010,1944000v497056,,900000,-402944,900000,-900000c1954010,546944,1551066,144000,1054010,144000xe" fillcolor="white [3212]" stroked="f" strokeweight="1pt">
                       <v:stroke joinstyle="miter"/>
-                      <v:path arrowok="t" o:connecttype="custom" o:connectlocs="0,0;395605,0;395605,395605;0,395605;0,0;199699,27283;29180,197803;199699,368322;370218,197803;199699,27283" o:connectangles="0,0,0,0,0,0,0,0,0,0"/>
+                      <v:path arrowok="t" o:connecttype="custom" o:connectlocs="0,0;368710,0;368710,372212;0,372212;0,0;186123,25670;27196,186106;186123,346542;345049,186106;186123,25670" o:connectangles="0,0,0,0,0,0,0,0,0,0"/>
                     </v:shape>
                   </w:pict>
                 </mc:Fallback>
@@ -652,16 +634,7 @@
                 <w:sz w:val="16"/>
                 <w:szCs w:val="16"/>
               </w:rPr>
-              <w:t>{{</w:t>
-            </w:r>
-            <w:proofErr w:type="gramStart"/>
-            <w:r>
-              <w:rPr>
-                <w:rFonts w:ascii="ヒラギノ丸ゴ Pro W4" w:eastAsia="ヒラギノ丸ゴ Pro W4" w:hAnsi="ヒラギノ丸ゴ Pro W4"/>
-                <w:sz w:val="16"/>
-                <w:szCs w:val="16"/>
-              </w:rPr>
-              <w:t>d.</w:t>
+              <w:t>{{d.</w:t>
             </w:r>
             <w:r>
               <w:rPr>
@@ -669,16 +642,7 @@
                 <w:sz w:val="16"/>
                 <w:szCs w:val="16"/>
               </w:rPr>
-              <w:t>menu</w:t>
-            </w:r>
-            <w:proofErr w:type="gramEnd"/>
-            <w:r>
-              <w:rPr>
-                <w:rFonts w:ascii="ヒラギノ丸ゴ Pro W4" w:eastAsia="ヒラギノ丸ゴ Pro W4" w:hAnsi="ヒラギノ丸ゴ Pro W4" w:cs="Yu Mincho Regular"/>
-                <w:sz w:val="16"/>
-                <w:szCs w:val="16"/>
-              </w:rPr>
-              <w:t>2</w:t>
+              <w:t>menu2</w:t>
             </w:r>
             <w:r>
               <w:rPr>
@@ -716,15 +680,15 @@
               <mc:AlternateContent>
                 <mc:Choice Requires="wps">
                   <w:drawing>
-                    <wp:anchor distT="0" distB="0" distL="114300" distR="114300" simplePos="0" relativeHeight="251658242" behindDoc="0" locked="0" layoutInCell="1" allowOverlap="1" wp14:anchorId="12E70424" wp14:editId="3B9A699F">
+                    <wp:anchor distT="0" distB="0" distL="114300" distR="114300" simplePos="0" relativeHeight="251658242" behindDoc="0" locked="0" layoutInCell="1" allowOverlap="1" wp14:anchorId="12E70424" wp14:editId="212C7404">
                       <wp:simplePos x="0" y="0"/>
                       <wp:positionH relativeFrom="column">
-                        <wp:posOffset>-21618</wp:posOffset>
+                        <wp:posOffset>619125</wp:posOffset>
                       </wp:positionH>
                       <wp:positionV relativeFrom="paragraph">
-                        <wp:posOffset>12065</wp:posOffset>
+                        <wp:posOffset>39841</wp:posOffset>
                       </wp:positionV>
-                      <wp:extent cx="395605" cy="395605"/>
+                      <wp:extent cx="349045" cy="372212"/>
                       <wp:effectExtent l="0" t="0" r="0" b="0"/>
                       <wp:wrapNone/>
                       <wp:docPr id="338991144" name="フリーフォーム 19"/>
@@ -736,7 +700,7 @@
                             <wps:spPr>
                               <a:xfrm>
                                 <a:off x="0" y="0"/>
-                                <a:ext cx="395605" cy="395605"/>
+                                <a:ext cx="349045" cy="372212"/>
                               </a:xfrm>
                               <a:custGeom>
                                 <a:avLst/>
@@ -881,9 +845,9 @@
                 </mc:Choice>
                 <mc:Fallback>
                   <w:pict>
-                    <v:shape w14:anchorId="70BCD789" id="フリーフォーム 19" o:spid="_x0000_s1026" style="position:absolute;margin-left:-1.7pt;margin-top:.95pt;width:31.15pt;height:31.15pt;z-index:251658242;visibility:visible;mso-wrap-style:square;mso-width-percent:0;mso-height-percent:0;mso-wrap-distance-left:9pt;mso-wrap-distance-top:0;mso-wrap-distance-right:9pt;mso-wrap-distance-bottom:0;mso-position-horizontal:absolute;mso-position-horizontal-relative:text;mso-position-vertical:absolute;mso-position-vertical-relative:text;mso-width-percent:0;mso-height-percent:0;mso-width-relative:margin;mso-height-relative:margin;v-text-anchor:middle" coordsize="2088000,2088000" o:gfxdata="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" path="m,l2088000,r,2088000l,2088000,,xm1054010,144000v-497056,,-900000,402944,-900000,900000c154010,1541056,556954,1944000,1054010,1944000v497056,,900000,-402944,900000,-900000c1954010,546944,1551066,144000,1054010,144000xe" fillcolor="white [3212]" stroked="f" strokeweight="1pt">
+                    <v:shape w14:anchorId="26BA8B8A" id="フリーフォーム 19" o:spid="_x0000_s1026" style="position:absolute;margin-left:48.75pt;margin-top:3.15pt;width:27.5pt;height:29.3pt;z-index:251658242;visibility:visible;mso-wrap-style:square;mso-width-percent:0;mso-height-percent:0;mso-wrap-distance-left:9pt;mso-wrap-distance-top:0;mso-wrap-distance-right:9pt;mso-wrap-distance-bottom:0;mso-position-horizontal:absolute;mso-position-horizontal-relative:text;mso-position-vertical:absolute;mso-position-vertical-relative:text;mso-width-percent:0;mso-height-percent:0;mso-width-relative:margin;mso-height-relative:margin;v-text-anchor:middle" coordsize="2088000,2088000" o:gfxdata="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" path="m,l2088000,r,2088000l,2088000,,xm1054010,144000v-497056,,-900000,402944,-900000,900000c154010,1541056,556954,1944000,1054010,1944000v497056,,900000,-402944,900000,-900000c1954010,546944,1551066,144000,1054010,144000xe" fillcolor="white [3212]" stroked="f" strokeweight="1pt">
                       <v:stroke joinstyle="miter"/>
-                      <v:path arrowok="t" o:connecttype="custom" o:connectlocs="0,0;395605,0;395605,395605;0,395605;0,0;199699,27283;29180,197803;199699,368322;370218,197803;199699,27283" o:connectangles="0,0,0,0,0,0,0,0,0,0"/>
+                      <v:path arrowok="t" o:connecttype="custom" o:connectlocs="0,0;349045,0;349045,372212;0,372212;0,0;176196,25670;25745,186106;176196,346542;326646,186106;176196,25670" o:connectangles="0,0,0,0,0,0,0,0,0,0"/>
                     </v:shape>
                   </w:pict>
                 </mc:Fallback>
@@ -986,16 +950,7 @@
                 <w:sz w:val="16"/>
                 <w:szCs w:val="16"/>
               </w:rPr>
-              <w:t>{{</w:t>
-            </w:r>
-            <w:proofErr w:type="gramStart"/>
-            <w:r>
-              <w:rPr>
-                <w:rFonts w:ascii="ヒラギノ丸ゴ Pro W4" w:eastAsia="ヒラギノ丸ゴ Pro W4" w:hAnsi="ヒラギノ丸ゴ Pro W4"/>
-                <w:sz w:val="16"/>
-                <w:szCs w:val="16"/>
-              </w:rPr>
-              <w:t>d.</w:t>
+              <w:t>{{d.</w:t>
             </w:r>
             <w:r>
               <w:rPr>
@@ -1003,16 +958,7 @@
                 <w:sz w:val="16"/>
                 <w:szCs w:val="16"/>
               </w:rPr>
-              <w:t>menu</w:t>
-            </w:r>
-            <w:proofErr w:type="gramEnd"/>
-            <w:r>
-              <w:rPr>
-                <w:rFonts w:ascii="ヒラギノ丸ゴ Pro W4" w:eastAsia="ヒラギノ丸ゴ Pro W4" w:hAnsi="ヒラギノ丸ゴ Pro W4" w:cs="Yu Mincho Regular"/>
-                <w:sz w:val="16"/>
-                <w:szCs w:val="16"/>
-              </w:rPr>
-              <w:t>3</w:t>
+              <w:t>menu3</w:t>
             </w:r>
             <w:r>
               <w:rPr>
@@ -1050,16 +996,16 @@
               <mc:AlternateContent>
                 <mc:Choice Requires="wps">
                   <w:drawing>
-                    <wp:anchor distT="0" distB="0" distL="114300" distR="114300" simplePos="0" relativeHeight="251658243" behindDoc="0" locked="0" layoutInCell="1" allowOverlap="1" wp14:anchorId="4E7E3E64" wp14:editId="1F245EB4">
+                    <wp:anchor distT="0" distB="0" distL="114300" distR="114300" simplePos="0" relativeHeight="251658243" behindDoc="0" locked="0" layoutInCell="1" allowOverlap="1" wp14:anchorId="4E7E3E64" wp14:editId="2C0F67FB">
                       <wp:simplePos x="0" y="0"/>
                       <wp:positionH relativeFrom="column">
-                        <wp:posOffset>-20955</wp:posOffset>
+                        <wp:posOffset>618490</wp:posOffset>
                       </wp:positionH>
                       <wp:positionV relativeFrom="paragraph">
-                        <wp:posOffset>12065</wp:posOffset>
+                        <wp:posOffset>39841</wp:posOffset>
                       </wp:positionV>
-                      <wp:extent cx="395605" cy="395605"/>
-                      <wp:effectExtent l="0" t="0" r="0" b="0"/>
+                      <wp:extent cx="353961" cy="372212"/>
+                      <wp:effectExtent l="0" t="0" r="1905" b="0"/>
                       <wp:wrapNone/>
                       <wp:docPr id="1936472165" name="フリーフォーム 19"/>
                       <wp:cNvGraphicFramePr/>
@@ -1070,7 +1016,7 @@
                             <wps:spPr>
                               <a:xfrm>
                                 <a:off x="0" y="0"/>
-                                <a:ext cx="395605" cy="395605"/>
+                                <a:ext cx="353961" cy="372212"/>
                               </a:xfrm>
                               <a:custGeom>
                                 <a:avLst/>
@@ -1215,9 +1161,9 @@
                 </mc:Choice>
                 <mc:Fallback>
                   <w:pict>
-                    <v:shape w14:anchorId="1B12C1C2" id="フリーフォーム 19" o:spid="_x0000_s1026" style="position:absolute;margin-left:-1.65pt;margin-top:.95pt;width:31.15pt;height:31.15pt;z-index:251658243;visibility:visible;mso-wrap-style:square;mso-width-percent:0;mso-height-percent:0;mso-wrap-distance-left:9pt;mso-wrap-distance-top:0;mso-wrap-distance-right:9pt;mso-wrap-distance-bottom:0;mso-position-horizontal:absolute;mso-position-horizontal-relative:text;mso-position-vertical:absolute;mso-position-vertical-relative:text;mso-width-percent:0;mso-height-percent:0;mso-width-relative:margin;mso-height-relative:margin;v-text-anchor:middle" coordsize="2088000,2088000" o:gfxdata="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" path="m,l2088000,r,2088000l,2088000,,xm1054010,144000v-497056,,-900000,402944,-900000,900000c154010,1541056,556954,1944000,1054010,1944000v497056,,900000,-402944,900000,-900000c1954010,546944,1551066,144000,1054010,144000xe" fillcolor="white [3212]" stroked="f" strokeweight="1pt">
+                    <v:shape w14:anchorId="173BD765" id="フリーフォーム 19" o:spid="_x0000_s1026" style="position:absolute;margin-left:48.7pt;margin-top:3.15pt;width:27.85pt;height:29.3pt;z-index:251658243;visibility:visible;mso-wrap-style:square;mso-width-percent:0;mso-height-percent:0;mso-wrap-distance-left:9pt;mso-wrap-distance-top:0;mso-wrap-distance-right:9pt;mso-wrap-distance-bottom:0;mso-position-horizontal:absolute;mso-position-horizontal-relative:text;mso-position-vertical:absolute;mso-position-vertical-relative:text;mso-width-percent:0;mso-height-percent:0;mso-width-relative:margin;mso-height-relative:margin;v-text-anchor:middle" coordsize="2088000,2088000" o:gfxdata="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" path="m,l2088000,r,2088000l,2088000,,xm1054010,144000v-497056,,-900000,402944,-900000,900000c154010,1541056,556954,1944000,1054010,1944000v497056,,900000,-402944,900000,-900000c1954010,546944,1551066,144000,1054010,144000xe" fillcolor="white [3212]" stroked="f" strokeweight="1pt">
                       <v:stroke joinstyle="miter"/>
-                      <v:path arrowok="t" o:connecttype="custom" o:connectlocs="0,0;395605,0;395605,395605;0,395605;0,0;199699,27283;29180,197803;199699,368322;370218,197803;199699,27283" o:connectangles="0,0,0,0,0,0,0,0,0,0"/>
+                      <v:path arrowok="t" o:connecttype="custom" o:connectlocs="0,0;353961,0;353961,372212;0,372212;0,0;178677,25670;26108,186106;178677,346542;331247,186106;178677,25670" o:connectangles="0,0,0,0,0,0,0,0,0,0"/>
                     </v:shape>
                   </w:pict>
                 </mc:Fallback>
@@ -1308,16 +1254,7 @@
                 <w:sz w:val="16"/>
                 <w:szCs w:val="16"/>
               </w:rPr>
-              <w:t>{{</w:t>
-            </w:r>
-            <w:proofErr w:type="gramStart"/>
-            <w:r>
-              <w:rPr>
-                <w:rFonts w:ascii="ヒラギノ丸ゴ Pro W4" w:eastAsia="ヒラギノ丸ゴ Pro W4" w:hAnsi="ヒラギノ丸ゴ Pro W4"/>
-                <w:sz w:val="16"/>
-                <w:szCs w:val="16"/>
-              </w:rPr>
-              <w:t>d.</w:t>
+              <w:t>{{d.</w:t>
             </w:r>
             <w:r>
               <w:rPr>
@@ -1325,16 +1262,7 @@
                 <w:sz w:val="16"/>
                 <w:szCs w:val="16"/>
               </w:rPr>
-              <w:t>menu</w:t>
-            </w:r>
-            <w:proofErr w:type="gramEnd"/>
-            <w:r>
-              <w:rPr>
-                <w:rFonts w:ascii="ヒラギノ丸ゴ Pro W4" w:eastAsia="ヒラギノ丸ゴ Pro W4" w:hAnsi="ヒラギノ丸ゴ Pro W4" w:cs="Yu Mincho Regular"/>
-                <w:sz w:val="16"/>
-                <w:szCs w:val="16"/>
-              </w:rPr>
-              <w:t>4</w:t>
+              <w:t>menu4</w:t>
             </w:r>
             <w:r>
               <w:rPr>
@@ -1369,7 +1297,7 @@
 </file>
 
 <file path=word/styles.xml><?xml version="1.0" encoding="utf-8"?>
-<w:styles xmlns:mc="http://schemas.openxmlformats.org/markup-compatibility/2006" xmlns:r="http://schemas.openxmlformats.org/officeDocument/2006/relationships" xmlns:w="http://schemas.openxmlformats.org/wordprocessingml/2006/main" xmlns:w14="http://schemas.microsoft.com/office/word/2010/wordml" xmlns:w15="http://schemas.microsoft.com/office/word/2012/wordml" xmlns:w16cex="http://schemas.microsoft.com/office/word/2018/wordml/cex" xmlns:w16cid="http://schemas.microsoft.com/office/word/2016/wordml/cid" xmlns:w16="http://schemas.microsoft.com/office/word/2018/wordml" xmlns:w16du="http://schemas.microsoft.com/office/word/2023/wordml/word16du" xmlns:w16sdtdh="http://schemas.microsoft.com/office/word/2020/wordml/sdtdatahash" xmlns:w16se="http://schemas.microsoft.com/office/word/2015/wordml/symex" mc:Ignorable="w14 w15 w16se w16cid w16 w16cex w16sdtdh w16du">
+<w:styles xmlns:mc="http://schemas.openxmlformats.org/markup-compatibility/2006" xmlns:r="http://schemas.openxmlformats.org/officeDocument/2006/relationships" xmlns:w="http://schemas.openxmlformats.org/wordprocessingml/2006/main" xmlns:w14="http://schemas.microsoft.com/office/word/2010/wordml" xmlns:w15="http://schemas.microsoft.com/office/word/2012/wordml" xmlns:w16cex="http://schemas.microsoft.com/office/word/2018/wordml/cex" xmlns:w16cid="http://schemas.microsoft.com/office/word/2016/wordml/cid" xmlns:w16="http://schemas.microsoft.com/office/word/2018/wordml" xmlns:w16du="http://schemas.microsoft.com/office/word/2023/wordml/word16du" xmlns:w16sdtdh="http://schemas.microsoft.com/office/word/2020/wordml/sdtdatahash" xmlns:w16sdtfl="http://schemas.microsoft.com/office/word/2024/wordml/sdtformatlock" xmlns:w16se="http://schemas.microsoft.com/office/word/2015/wordml/symex" mc:Ignorable="w14 w15 w16se w16cid w16 w16cex w16sdtdh w16sdtfl w16du">
   <w:docDefaults>
     <w:rPrDefault>
       <w:rPr>

--- a/functions/shokujii-pdf/template/namesSheet.docx
+++ b/functions/shokujii-pdf/template/namesSheet.docx
@@ -241,7 +241,7 @@
                 <w:szCs w:val="16"/>
               </w:rPr>
               <w:drawing>
-                <wp:inline distT="0" distB="0" distL="0" distR="0" wp14:anchorId="6E5667D1" wp14:editId="6614DCED">
+                <wp:inline distT="0" distB="0" distL="0" distR="0" wp14:anchorId="6E5667D1" wp14:editId="2E64B5D6">
                   <wp:extent cx="318272" cy="318272"/>
                   <wp:effectExtent l="0" t="0" r="0" b="0"/>
                   <wp:docPr id="1551170367" name="Picture 25360971" descr="{&#10; &quot;location-path&quot;:&quot;d.photo1&quot;,&#10; &quot;image-props&quot;:{}&#10; }">
@@ -680,13 +680,13 @@
               <mc:AlternateContent>
                 <mc:Choice Requires="wps">
                   <w:drawing>
-                    <wp:anchor distT="0" distB="0" distL="114300" distR="114300" simplePos="0" relativeHeight="251658242" behindDoc="0" locked="0" layoutInCell="1" allowOverlap="1" wp14:anchorId="12E70424" wp14:editId="212C7404">
+                    <wp:anchor distT="0" distB="0" distL="114300" distR="114300" simplePos="0" relativeHeight="251658242" behindDoc="0" locked="0" layoutInCell="1" allowOverlap="1" wp14:anchorId="12E70424" wp14:editId="27BD90B2">
                       <wp:simplePos x="0" y="0"/>
                       <wp:positionH relativeFrom="column">
-                        <wp:posOffset>619125</wp:posOffset>
+                        <wp:posOffset>624262</wp:posOffset>
                       </wp:positionH>
                       <wp:positionV relativeFrom="paragraph">
-                        <wp:posOffset>39841</wp:posOffset>
+                        <wp:posOffset>39370</wp:posOffset>
                       </wp:positionV>
                       <wp:extent cx="349045" cy="372212"/>
                       <wp:effectExtent l="0" t="0" r="0" b="0"/>
@@ -845,7 +845,7 @@
                 </mc:Choice>
                 <mc:Fallback>
                   <w:pict>
-                    <v:shape w14:anchorId="26BA8B8A" id="フリーフォーム 19" o:spid="_x0000_s1026" style="position:absolute;margin-left:48.75pt;margin-top:3.15pt;width:27.5pt;height:29.3pt;z-index:251658242;visibility:visible;mso-wrap-style:square;mso-width-percent:0;mso-height-percent:0;mso-wrap-distance-left:9pt;mso-wrap-distance-top:0;mso-wrap-distance-right:9pt;mso-wrap-distance-bottom:0;mso-position-horizontal:absolute;mso-position-horizontal-relative:text;mso-position-vertical:absolute;mso-position-vertical-relative:text;mso-width-percent:0;mso-height-percent:0;mso-width-relative:margin;mso-height-relative:margin;v-text-anchor:middle" coordsize="2088000,2088000" o:gfxdata="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" path="m,l2088000,r,2088000l,2088000,,xm1054010,144000v-497056,,-900000,402944,-900000,900000c154010,1541056,556954,1944000,1054010,1944000v497056,,900000,-402944,900000,-900000c1954010,546944,1551066,144000,1054010,144000xe" fillcolor="white [3212]" stroked="f" strokeweight="1pt">
+                    <v:shape w14:anchorId="4018A6BD" id="フリーフォーム 19" o:spid="_x0000_s1026" style="position:absolute;margin-left:49.15pt;margin-top:3.1pt;width:27.5pt;height:29.3pt;z-index:251658242;visibility:visible;mso-wrap-style:square;mso-width-percent:0;mso-height-percent:0;mso-wrap-distance-left:9pt;mso-wrap-distance-top:0;mso-wrap-distance-right:9pt;mso-wrap-distance-bottom:0;mso-position-horizontal:absolute;mso-position-horizontal-relative:text;mso-position-vertical:absolute;mso-position-vertical-relative:text;mso-width-percent:0;mso-height-percent:0;mso-width-relative:margin;mso-height-relative:margin;v-text-anchor:middle" coordsize="2088000,2088000" o:gfxdata="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" path="m,l2088000,r,2088000l,2088000,,xm1054010,144000v-497056,,-900000,402944,-900000,900000c154010,1541056,556954,1944000,1054010,1944000v497056,,900000,-402944,900000,-900000c1954010,546944,1551066,144000,1054010,144000xe" fillcolor="white [3212]" stroked="f" strokeweight="1pt">
                       <v:stroke joinstyle="miter"/>
                       <v:path arrowok="t" o:connecttype="custom" o:connectlocs="0,0;349045,0;349045,372212;0,372212;0,0;176196,25670;25745,186106;176196,346542;326646,186106;176196,25670" o:connectangles="0,0,0,0,0,0,0,0,0,0"/>
                     </v:shape>

--- a/functions/shokujii-pdf/template/namesSheet.docx
+++ b/functions/shokujii-pdf/template/namesSheet.docx
@@ -54,13 +54,13 @@
               <mc:AlternateContent>
                 <mc:Choice Requires="wps">
                   <w:drawing>
-                    <wp:anchor distT="0" distB="0" distL="114300" distR="114300" simplePos="0" relativeHeight="251658240" behindDoc="0" locked="0" layoutInCell="1" allowOverlap="1" wp14:anchorId="2250C819" wp14:editId="45579BE0">
+                    <wp:anchor distT="0" distB="0" distL="114300" distR="114300" simplePos="0" relativeHeight="251658240" behindDoc="0" locked="0" layoutInCell="1" allowOverlap="1" wp14:anchorId="2250C819" wp14:editId="40A0F77B">
                       <wp:simplePos x="0" y="0"/>
                       <wp:positionH relativeFrom="column">
-                        <wp:posOffset>625639</wp:posOffset>
+                        <wp:posOffset>625475</wp:posOffset>
                       </wp:positionH>
                       <wp:positionV relativeFrom="paragraph">
-                        <wp:posOffset>40640</wp:posOffset>
+                        <wp:posOffset>45748</wp:posOffset>
                       </wp:positionV>
                       <wp:extent cx="357464" cy="367153"/>
                       <wp:effectExtent l="0" t="0" r="0" b="1270"/>
@@ -225,7 +225,7 @@
                 </mc:Choice>
                 <mc:Fallback>
                   <w:pict>
-                    <v:shape w14:anchorId="7DF47844" id="フリーフォーム 19" o:spid="_x0000_s1026" style="position:absolute;margin-left:49.25pt;margin-top:3.2pt;width:28.15pt;height:28.9pt;z-index:251658240;visibility:visible;mso-wrap-style:square;mso-width-percent:0;mso-height-percent:0;mso-wrap-distance-left:9pt;mso-wrap-distance-top:0;mso-wrap-distance-right:9pt;mso-wrap-distance-bottom:0;mso-position-horizontal:absolute;mso-position-horizontal-relative:text;mso-position-vertical:absolute;mso-position-vertical-relative:text;mso-width-percent:0;mso-height-percent:0;mso-width-relative:margin;mso-height-relative:margin;v-text-anchor:middle" coordsize="2088000,2088000" o:gfxdata="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" path="m,l2088000,r,2088000l,2088000,,xm1054010,144000v-497056,,-900000,402944,-900000,900000c154010,1541056,556954,1944000,1054010,1944000v497056,,900000,-402944,900000,-900000c1954010,546944,1551066,144000,1054010,144000xe" fillcolor="white [3212]" stroked="f" strokeweight="1pt">
+                    <v:shape w14:anchorId="00164B55" id="フリーフォーム 19" o:spid="_x0000_s1026" style="position:absolute;margin-left:49.25pt;margin-top:3.6pt;width:28.15pt;height:28.9pt;z-index:251658240;visibility:visible;mso-wrap-style:square;mso-width-percent:0;mso-height-percent:0;mso-wrap-distance-left:9pt;mso-wrap-distance-top:0;mso-wrap-distance-right:9pt;mso-wrap-distance-bottom:0;mso-position-horizontal:absolute;mso-position-horizontal-relative:text;mso-position-vertical:absolute;mso-position-vertical-relative:text;mso-width-percent:0;mso-height-percent:0;mso-width-relative:margin;mso-height-relative:margin;v-text-anchor:middle" coordsize="2088000,2088000" o:gfxdata="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" path="m,l2088000,r,2088000l,2088000,,xm1054010,144000v-497056,,-900000,402944,-900000,900000c154010,1541056,556954,1944000,1054010,1944000v497056,,900000,-402944,900000,-900000c1954010,546944,1551066,144000,1054010,144000xe" fillcolor="white [3212]" stroked="f" strokeweight="1pt">
                       <v:stroke joinstyle="miter"/>
                       <v:path arrowok="t" o:connecttype="custom" o:connectlocs="0,0;357464,0;357464,367153;0,367153;0,0;180446,25321;26366,183577;180446,341832;334525,183577;180446,25321" o:connectangles="0,0,0,0,0,0,0,0,0,0"/>
                     </v:shape>
@@ -680,16 +680,16 @@
               <mc:AlternateContent>
                 <mc:Choice Requires="wps">
                   <w:drawing>
-                    <wp:anchor distT="0" distB="0" distL="114300" distR="114300" simplePos="0" relativeHeight="251658242" behindDoc="0" locked="0" layoutInCell="1" allowOverlap="1" wp14:anchorId="12E70424" wp14:editId="27BD90B2">
+                    <wp:anchor distT="0" distB="0" distL="114300" distR="114300" simplePos="0" relativeHeight="251658242" behindDoc="0" locked="0" layoutInCell="1" allowOverlap="1" wp14:anchorId="12E70424" wp14:editId="156A5906">
                       <wp:simplePos x="0" y="0"/>
                       <wp:positionH relativeFrom="column">
-                        <wp:posOffset>624262</wp:posOffset>
+                        <wp:posOffset>627987</wp:posOffset>
                       </wp:positionH>
                       <wp:positionV relativeFrom="paragraph">
-                        <wp:posOffset>39370</wp:posOffset>
+                        <wp:posOffset>40640</wp:posOffset>
                       </wp:positionV>
-                      <wp:extent cx="349045" cy="372212"/>
-                      <wp:effectExtent l="0" t="0" r="0" b="0"/>
+                      <wp:extent cx="352478" cy="367804"/>
+                      <wp:effectExtent l="0" t="0" r="3175" b="635"/>
                       <wp:wrapNone/>
                       <wp:docPr id="338991144" name="フリーフォーム 19"/>
                       <wp:cNvGraphicFramePr/>
@@ -700,7 +700,7 @@
                             <wps:spPr>
                               <a:xfrm>
                                 <a:off x="0" y="0"/>
-                                <a:ext cx="349045" cy="372212"/>
+                                <a:ext cx="352478" cy="367804"/>
                               </a:xfrm>
                               <a:custGeom>
                                 <a:avLst/>
@@ -845,9 +845,9 @@
                 </mc:Choice>
                 <mc:Fallback>
                   <w:pict>
-                    <v:shape w14:anchorId="4018A6BD" id="フリーフォーム 19" o:spid="_x0000_s1026" style="position:absolute;margin-left:49.15pt;margin-top:3.1pt;width:27.5pt;height:29.3pt;z-index:251658242;visibility:visible;mso-wrap-style:square;mso-width-percent:0;mso-height-percent:0;mso-wrap-distance-left:9pt;mso-wrap-distance-top:0;mso-wrap-distance-right:9pt;mso-wrap-distance-bottom:0;mso-position-horizontal:absolute;mso-position-horizontal-relative:text;mso-position-vertical:absolute;mso-position-vertical-relative:text;mso-width-percent:0;mso-height-percent:0;mso-width-relative:margin;mso-height-relative:margin;v-text-anchor:middle" coordsize="2088000,2088000" o:gfxdata="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" path="m,l2088000,r,2088000l,2088000,,xm1054010,144000v-497056,,-900000,402944,-900000,900000c154010,1541056,556954,1944000,1054010,1944000v497056,,900000,-402944,900000,-900000c1954010,546944,1551066,144000,1054010,144000xe" fillcolor="white [3212]" stroked="f" strokeweight="1pt">
+                    <v:shape w14:anchorId="477FC1A2" id="フリーフォーム 19" o:spid="_x0000_s1026" style="position:absolute;margin-left:49.45pt;margin-top:3.2pt;width:27.75pt;height:28.95pt;z-index:251658242;visibility:visible;mso-wrap-style:square;mso-width-percent:0;mso-height-percent:0;mso-wrap-distance-left:9pt;mso-wrap-distance-top:0;mso-wrap-distance-right:9pt;mso-wrap-distance-bottom:0;mso-position-horizontal:absolute;mso-position-horizontal-relative:text;mso-position-vertical:absolute;mso-position-vertical-relative:text;mso-width-percent:0;mso-height-percent:0;mso-width-relative:margin;mso-height-relative:margin;v-text-anchor:middle" coordsize="2088000,2088000" o:gfxdata="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" path="m,l2088000,r,2088000l,2088000,,xm1054010,144000v-497056,,-900000,402944,-900000,900000c154010,1541056,556954,1944000,1054010,1944000v497056,,900000,-402944,900000,-900000c1954010,546944,1551066,144000,1054010,144000xe" fillcolor="white [3212]" stroked="f" strokeweight="1pt">
                       <v:stroke joinstyle="miter"/>
-                      <v:path arrowok="t" o:connecttype="custom" o:connectlocs="0,0;349045,0;349045,372212;0,372212;0,0;176196,25670;25745,186106;176196,346542;326646,186106;176196,25670" o:connectangles="0,0,0,0,0,0,0,0,0,0"/>
+                      <v:path arrowok="t" o:connecttype="custom" o:connectlocs="0,0;352478,0;352478,367804;0,367804;0,0;177929,25366;25999,183902;177929,342438;329859,183902;177929,25366" o:connectangles="0,0,0,0,0,0,0,0,0,0"/>
                     </v:shape>
                   </w:pict>
                 </mc:Fallback>
@@ -861,7 +861,7 @@
                 <w:szCs w:val="16"/>
               </w:rPr>
               <w:drawing>
-                <wp:inline distT="0" distB="0" distL="0" distR="0" wp14:anchorId="6B8A121F" wp14:editId="17C75907">
+                <wp:inline distT="0" distB="0" distL="0" distR="0" wp14:anchorId="6B8A121F" wp14:editId="276D42DD">
                   <wp:extent cx="333291" cy="333291"/>
                   <wp:effectExtent l="0" t="0" r="0" b="0"/>
                   <wp:docPr id="1414394539" name="Picture 25360971" descr="{&#10; &quot;location-path&quot;:&quot;d.photo3&quot;,&#10; &quot;image-props&quot;:{}&#10; }">
